--- a/5/docs/Теорія прийняття рішень[Лб5].docx
+++ b/5/docs/Теорія прийняття рішень[Лб5].docx
@@ -842,7 +842,47 @@
           <w:sz w:val="28"/>
           <w:szCs w:val="28"/>
         </w:rPr>
-        <w:t>, Байєса–Лапласа, Севіджа, якщо відомо, що</w:t>
+        <w:t xml:space="preserve">, </w:t>
+      </w:r>
+      <w:proofErr w:type="spellStart"/>
+      <w:r>
+        <w:rPr>
+          <w:rFonts w:ascii="Times New Roman" w:eastAsia="Times New Roman" w:hAnsi="Times New Roman" w:cs="Times New Roman"/>
+          <w:color w:val="000009"/>
+          <w:sz w:val="28"/>
+          <w:szCs w:val="28"/>
+        </w:rPr>
+        <w:t>Байєса</w:t>
+      </w:r>
+      <w:proofErr w:type="spellEnd"/>
+      <w:r>
+        <w:rPr>
+          <w:rFonts w:ascii="Times New Roman" w:eastAsia="Times New Roman" w:hAnsi="Times New Roman" w:cs="Times New Roman"/>
+          <w:color w:val="000009"/>
+          <w:sz w:val="28"/>
+          <w:szCs w:val="28"/>
+        </w:rPr>
+        <w:t xml:space="preserve">–Лапласа, </w:t>
+      </w:r>
+      <w:proofErr w:type="spellStart"/>
+      <w:r>
+        <w:rPr>
+          <w:rFonts w:ascii="Times New Roman" w:eastAsia="Times New Roman" w:hAnsi="Times New Roman" w:cs="Times New Roman"/>
+          <w:color w:val="000009"/>
+          <w:sz w:val="28"/>
+          <w:szCs w:val="28"/>
+        </w:rPr>
+        <w:t>Севіджа</w:t>
+      </w:r>
+      <w:proofErr w:type="spellEnd"/>
+      <w:r>
+        <w:rPr>
+          <w:rFonts w:ascii="Times New Roman" w:eastAsia="Times New Roman" w:hAnsi="Times New Roman" w:cs="Times New Roman"/>
+          <w:color w:val="000009"/>
+          <w:sz w:val="28"/>
+          <w:szCs w:val="28"/>
+        </w:rPr>
+        <w:t>, якщо відомо, що</w:t>
       </w:r>
       <w:r>
         <w:rPr>
@@ -916,25 +956,7 @@
           <w:sz w:val="28"/>
           <w:szCs w:val="28"/>
         </w:rPr>
-        <w:t xml:space="preserve"> </w:t>
-      </w:r>
-      <w:r>
-        <w:rPr>
-          <w:rFonts w:ascii="Times New Roman" w:eastAsia="Times New Roman" w:hAnsi="Times New Roman" w:cs="Times New Roman"/>
-          <w:color w:val="000009"/>
-          <w:sz w:val="28"/>
-          <w:szCs w:val="28"/>
-        </w:rPr>
-        <w:t>появи зовнішніх станів</w:t>
-      </w:r>
-      <w:r>
-        <w:rPr>
-          <w:rFonts w:ascii="Times New Roman" w:eastAsia="Times New Roman" w:hAnsi="Times New Roman" w:cs="Times New Roman"/>
-          <w:color w:val="000009"/>
-          <w:sz w:val="28"/>
-          <w:szCs w:val="28"/>
-        </w:rPr>
-        <w:t xml:space="preserve"> </w:t>
+        <w:t xml:space="preserve"> появи зовнішніх станів </w:t>
       </w:r>
       <m:oMath>
         <m:sSub>
@@ -1001,16 +1023,7 @@
           <w:sz w:val="28"/>
           <w:szCs w:val="28"/>
         </w:rPr>
-        <w:t xml:space="preserve"> </w:t>
-      </w:r>
-      <w:r>
-        <w:rPr>
-          <w:rFonts w:ascii="Times New Roman" w:eastAsia="Times New Roman" w:hAnsi="Times New Roman" w:cs="Times New Roman"/>
-          <w:color w:val="000009"/>
-          <w:sz w:val="28"/>
-          <w:szCs w:val="28"/>
-        </w:rPr>
-        <w:t>підпорядковується значенням, що вказані в таблиці додатка Б за варіантами.</w:t>
+        <w:t xml:space="preserve"> підпорядковується значенням, що вказані в таблиці додатка Б за варіантами.</w:t>
       </w:r>
     </w:p>
     <w:p>
@@ -1093,6 +1106,7 @@
           <w:rFonts w:ascii="Times New Roman" w:eastAsia="Times New Roman" w:hAnsi="Times New Roman" w:cs="Times New Roman"/>
           <w:b/>
           <w:bCs/>
+          <w:noProof/>
           <w:color w:val="000009"/>
           <w:sz w:val="28"/>
           <w:szCs w:val="28"/>
@@ -1191,6 +1205,7 @@
       <w:r>
         <w:rPr>
           <w:rFonts w:ascii="Times New Roman" w:eastAsia="Times New Roman" w:hAnsi="Times New Roman" w:cs="Times New Roman"/>
+          <w:noProof/>
           <w:color w:val="000009"/>
           <w:sz w:val="28"/>
           <w:szCs w:val="28"/>
@@ -1299,7 +1314,6 @@
           <w:bCs/>
           <w:sz w:val="28"/>
           <w:szCs w:val="28"/>
-          <w:lang w:val="en-US"/>
         </w:rPr>
       </w:pPr>
       <w:r>
@@ -1320,6 +1334,7 @@
         <w:ind w:left="709"/>
         <w:rPr>
           <w:color w:val="BCBEC4"/>
+          <w:lang w:val="uk-UA"/>
         </w:rPr>
       </w:pPr>
       <w:r>
@@ -1329,6 +1344,7 @@
           <w:bCs/>
           <w:sz w:val="28"/>
           <w:szCs w:val="28"/>
+          <w:lang w:val="uk-UA"/>
         </w:rPr>
         <w:tab/>
       </w:r>
@@ -1343,6 +1359,7 @@
       <w:r>
         <w:rPr>
           <w:color w:val="CF8E6D"/>
+          <w:lang w:val="uk-UA"/>
         </w:rPr>
         <w:t xml:space="preserve"> </w:t>
       </w:r>
@@ -1357,6 +1374,7 @@
       <w:r>
         <w:rPr>
           <w:color w:val="BCBEC4"/>
+          <w:lang w:val="uk-UA"/>
         </w:rPr>
         <w:t xml:space="preserve"> </w:t>
       </w:r>
@@ -1371,6 +1389,7 @@
       <w:r>
         <w:rPr>
           <w:color w:val="CF8E6D"/>
+          <w:lang w:val="uk-UA"/>
         </w:rPr>
         <w:t xml:space="preserve"> </w:t>
       </w:r>
@@ -1385,128 +1404,137 @@
       <w:r>
         <w:rPr>
           <w:color w:val="BCBEC4"/>
+          <w:lang w:val="uk-UA"/>
         </w:rPr>
         <w:br/>
       </w:r>
       <w:r>
         <w:rPr>
           <w:color w:val="BCBEC4"/>
+          <w:lang w:val="uk-UA"/>
         </w:rPr>
         <w:br/>
       </w:r>
       <w:r>
         <w:rPr>
           <w:color w:val="7A7E85"/>
-        </w:rPr>
-        <w:t xml:space="preserve"># </w:t>
-      </w:r>
-      <w:proofErr w:type="spellStart"/>
+          <w:lang w:val="uk-UA"/>
+        </w:rPr>
+        <w:t># Вхідні дані</w:t>
+      </w:r>
       <w:r>
         <w:rPr>
           <w:color w:val="7A7E85"/>
-        </w:rPr>
-        <w:t>Вхідні</w:t>
-      </w:r>
-      <w:proofErr w:type="spellEnd"/>
+          <w:lang w:val="uk-UA"/>
+        </w:rPr>
+        <w:br/>
+      </w:r>
       <w:r>
         <w:rPr>
           <w:color w:val="7A7E85"/>
-        </w:rPr>
-        <w:t xml:space="preserve"> </w:t>
+          <w:lang w:val="uk-UA"/>
+        </w:rPr>
+        <w:br/>
+        <w:t xml:space="preserve"># Матриця рішень </w:t>
       </w:r>
       <w:proofErr w:type="spellStart"/>
       <w:r>
         <w:rPr>
           <w:color w:val="7A7E85"/>
         </w:rPr>
-        <w:t>дані</w:t>
+        <w:t>e</w:t>
       </w:r>
       <w:proofErr w:type="spellEnd"/>
       <w:r>
         <w:rPr>
           <w:color w:val="7A7E85"/>
+          <w:lang w:val="uk-UA"/>
+        </w:rPr>
+        <w:t>_</w:t>
+      </w:r>
+      <w:proofErr w:type="spellStart"/>
+      <w:r>
+        <w:rPr>
+          <w:color w:val="7A7E85"/>
+        </w:rPr>
+        <w:t>ij</w:t>
+      </w:r>
+      <w:proofErr w:type="spellEnd"/>
+      <w:r>
+        <w:rPr>
+          <w:color w:val="7A7E85"/>
+          <w:lang w:val="uk-UA"/>
+        </w:rPr>
+        <w:t xml:space="preserve"> (8</w:t>
+      </w:r>
+      <w:r>
+        <w:rPr>
+          <w:color w:val="7A7E85"/>
+        </w:rPr>
+        <w:t>x</w:t>
+      </w:r>
+      <w:r>
+        <w:rPr>
+          <w:color w:val="7A7E85"/>
+          <w:lang w:val="uk-UA"/>
+        </w:rPr>
+        <w:t>8)</w:t>
+      </w:r>
+      <w:r>
+        <w:rPr>
+          <w:color w:val="7A7E85"/>
+          <w:lang w:val="uk-UA"/>
         </w:rPr>
         <w:br/>
       </w:r>
       <w:r>
         <w:rPr>
-          <w:color w:val="7A7E85"/>
-        </w:rPr>
-        <w:br/>
-        <w:t xml:space="preserve"># </w:t>
-      </w:r>
-      <w:proofErr w:type="spellStart"/>
-      <w:r>
-        <w:rPr>
-          <w:color w:val="7A7E85"/>
-        </w:rPr>
-        <w:t>Матриця</w:t>
-      </w:r>
-      <w:proofErr w:type="spellEnd"/>
-      <w:r>
-        <w:rPr>
-          <w:color w:val="7A7E85"/>
-        </w:rPr>
-        <w:t xml:space="preserve"> </w:t>
-      </w:r>
-      <w:proofErr w:type="spellStart"/>
-      <w:r>
-        <w:rPr>
-          <w:color w:val="7A7E85"/>
-        </w:rPr>
-        <w:t>рішень</w:t>
-      </w:r>
-      <w:proofErr w:type="spellEnd"/>
-      <w:r>
-        <w:rPr>
-          <w:color w:val="7A7E85"/>
-        </w:rPr>
-        <w:t xml:space="preserve"> </w:t>
-      </w:r>
-      <w:proofErr w:type="spellStart"/>
-      <w:r>
-        <w:rPr>
-          <w:color w:val="7A7E85"/>
-        </w:rPr>
-        <w:t>e_ij</w:t>
-      </w:r>
-      <w:proofErr w:type="spellEnd"/>
-      <w:r>
-        <w:rPr>
-          <w:color w:val="7A7E85"/>
-        </w:rPr>
-        <w:t xml:space="preserve"> (8x8)</w:t>
-      </w:r>
-      <w:r>
-        <w:rPr>
-          <w:color w:val="7A7E85"/>
-        </w:rPr>
-        <w:br/>
-      </w:r>
-      <w:r>
-        <w:rPr>
           <w:color w:val="BCBEC4"/>
         </w:rPr>
         <w:lastRenderedPageBreak/>
-        <w:t xml:space="preserve">E = </w:t>
-      </w:r>
-      <w:proofErr w:type="spellStart"/>
-      <w:r>
-        <w:rPr>
-          <w:color w:val="BCBEC4"/>
-        </w:rPr>
-        <w:t>np.array</w:t>
-      </w:r>
-      <w:proofErr w:type="spellEnd"/>
-      <w:r>
-        <w:rPr>
-          <w:color w:val="BCBEC4"/>
+        <w:t>E</w:t>
+      </w:r>
+      <w:r>
+        <w:rPr>
+          <w:color w:val="BCBEC4"/>
+          <w:lang w:val="uk-UA"/>
+        </w:rPr>
+        <w:t xml:space="preserve"> = </w:t>
+      </w:r>
+      <w:proofErr w:type="spellStart"/>
+      <w:r>
+        <w:rPr>
+          <w:color w:val="BCBEC4"/>
+        </w:rPr>
+        <w:t>np</w:t>
+      </w:r>
+      <w:proofErr w:type="spellEnd"/>
+      <w:r>
+        <w:rPr>
+          <w:color w:val="BCBEC4"/>
+          <w:lang w:val="uk-UA"/>
+        </w:rPr>
+        <w:t>.</w:t>
+      </w:r>
+      <w:proofErr w:type="spellStart"/>
+      <w:r>
+        <w:rPr>
+          <w:color w:val="BCBEC4"/>
+        </w:rPr>
+        <w:t>array</w:t>
+      </w:r>
+      <w:proofErr w:type="spellEnd"/>
+      <w:r>
+        <w:rPr>
+          <w:color w:val="BCBEC4"/>
+          <w:lang w:val="uk-UA"/>
         </w:rPr>
         <w:t>([</w:t>
       </w:r>
       <w:r>
         <w:rPr>
           <w:color w:val="BCBEC4"/>
+          <w:lang w:val="uk-UA"/>
         </w:rPr>
         <w:br/>
         <w:t xml:space="preserve">    [</w:t>
@@ -1514,102 +1542,119 @@
       <w:r>
         <w:rPr>
           <w:color w:val="2AACB8"/>
+          <w:lang w:val="uk-UA"/>
         </w:rPr>
         <w:t>5.2</w:t>
       </w:r>
       <w:r>
         <w:rPr>
           <w:color w:val="BCBEC4"/>
+          <w:lang w:val="uk-UA"/>
         </w:rPr>
         <w:t xml:space="preserve">, </w:t>
       </w:r>
       <w:r>
         <w:rPr>
           <w:color w:val="2AACB8"/>
+          <w:lang w:val="uk-UA"/>
         </w:rPr>
         <w:t>3.8</w:t>
       </w:r>
       <w:r>
         <w:rPr>
           <w:color w:val="BCBEC4"/>
+          <w:lang w:val="uk-UA"/>
         </w:rPr>
         <w:t xml:space="preserve">, </w:t>
       </w:r>
       <w:r>
         <w:rPr>
           <w:color w:val="2AACB8"/>
+          <w:lang w:val="uk-UA"/>
         </w:rPr>
         <w:t>6.11</w:t>
       </w:r>
       <w:r>
         <w:rPr>
           <w:color w:val="BCBEC4"/>
+          <w:lang w:val="uk-UA"/>
         </w:rPr>
         <w:t xml:space="preserve">, </w:t>
       </w:r>
       <w:r>
         <w:rPr>
           <w:color w:val="2AACB8"/>
+          <w:lang w:val="uk-UA"/>
         </w:rPr>
         <w:t>4.12</w:t>
       </w:r>
       <w:r>
         <w:rPr>
           <w:color w:val="BCBEC4"/>
+          <w:lang w:val="uk-UA"/>
         </w:rPr>
         <w:t xml:space="preserve">, </w:t>
       </w:r>
       <w:r>
         <w:rPr>
           <w:color w:val="2AACB8"/>
+          <w:lang w:val="uk-UA"/>
         </w:rPr>
         <w:t>5.81</w:t>
       </w:r>
       <w:r>
         <w:rPr>
           <w:color w:val="BCBEC4"/>
+          <w:lang w:val="uk-UA"/>
         </w:rPr>
         <w:t xml:space="preserve">, </w:t>
       </w:r>
       <w:r>
         <w:rPr>
           <w:color w:val="2AACB8"/>
+          <w:lang w:val="uk-UA"/>
         </w:rPr>
         <w:t>6.3</w:t>
       </w:r>
       <w:r>
         <w:rPr>
           <w:color w:val="BCBEC4"/>
+          <w:lang w:val="uk-UA"/>
         </w:rPr>
         <w:t xml:space="preserve">, </w:t>
       </w:r>
       <w:r>
         <w:rPr>
           <w:color w:val="2AACB8"/>
+          <w:lang w:val="uk-UA"/>
         </w:rPr>
         <w:t>3.55</w:t>
       </w:r>
       <w:r>
         <w:rPr>
           <w:color w:val="BCBEC4"/>
+          <w:lang w:val="uk-UA"/>
         </w:rPr>
         <w:t xml:space="preserve">, </w:t>
       </w:r>
       <w:r>
         <w:rPr>
           <w:color w:val="2AACB8"/>
+          <w:lang w:val="uk-UA"/>
         </w:rPr>
         <w:t>6.9</w:t>
       </w:r>
       <w:r>
         <w:rPr>
           <w:color w:val="BCBEC4"/>
+          <w:lang w:val="uk-UA"/>
         </w:rPr>
         <w:t>],</w:t>
       </w:r>
       <w:r>
         <w:rPr>
           <w:color w:val="BCBEC4"/>
+          <w:lang w:val="uk-UA"/>
         </w:rPr>
         <w:br/>
         <w:t xml:space="preserve">    [</w:t>
@@ -1617,102 +1662,119 @@
       <w:r>
         <w:rPr>
           <w:color w:val="2AACB8"/>
+          <w:lang w:val="uk-UA"/>
         </w:rPr>
         <w:t>6.5</w:t>
       </w:r>
       <w:r>
         <w:rPr>
           <w:color w:val="BCBEC4"/>
+          <w:lang w:val="uk-UA"/>
         </w:rPr>
         <w:t xml:space="preserve">, </w:t>
       </w:r>
       <w:r>
         <w:rPr>
           <w:color w:val="2AACB8"/>
+          <w:lang w:val="uk-UA"/>
         </w:rPr>
         <w:t>7.3</w:t>
       </w:r>
       <w:r>
         <w:rPr>
           <w:color w:val="BCBEC4"/>
+          <w:lang w:val="uk-UA"/>
         </w:rPr>
         <w:t xml:space="preserve">, </w:t>
       </w:r>
       <w:r>
         <w:rPr>
           <w:color w:val="2AACB8"/>
+          <w:lang w:val="uk-UA"/>
         </w:rPr>
         <w:t>9.5</w:t>
       </w:r>
       <w:r>
         <w:rPr>
           <w:color w:val="BCBEC4"/>
+          <w:lang w:val="uk-UA"/>
         </w:rPr>
         <w:t xml:space="preserve">, </w:t>
       </w:r>
       <w:r>
         <w:rPr>
           <w:color w:val="2AACB8"/>
+          <w:lang w:val="uk-UA"/>
         </w:rPr>
         <w:t>6.91</w:t>
       </w:r>
       <w:r>
         <w:rPr>
           <w:color w:val="BCBEC4"/>
+          <w:lang w:val="uk-UA"/>
         </w:rPr>
         <w:t xml:space="preserve">, </w:t>
       </w:r>
       <w:r>
         <w:rPr>
           <w:color w:val="2AACB8"/>
+          <w:lang w:val="uk-UA"/>
         </w:rPr>
         <w:t>6.54</w:t>
       </w:r>
       <w:r>
         <w:rPr>
           <w:color w:val="BCBEC4"/>
+          <w:lang w:val="uk-UA"/>
         </w:rPr>
         <w:t xml:space="preserve">, </w:t>
       </w:r>
       <w:r>
         <w:rPr>
           <w:color w:val="2AACB8"/>
+          <w:lang w:val="uk-UA"/>
         </w:rPr>
         <w:t>7.3</w:t>
       </w:r>
       <w:r>
         <w:rPr>
           <w:color w:val="BCBEC4"/>
+          <w:lang w:val="uk-UA"/>
         </w:rPr>
         <w:t xml:space="preserve">, </w:t>
       </w:r>
       <w:r>
         <w:rPr>
           <w:color w:val="2AACB8"/>
+          <w:lang w:val="uk-UA"/>
         </w:rPr>
         <w:t>8.2</w:t>
       </w:r>
       <w:r>
         <w:rPr>
           <w:color w:val="BCBEC4"/>
+          <w:lang w:val="uk-UA"/>
         </w:rPr>
         <w:t xml:space="preserve">, </w:t>
       </w:r>
       <w:r>
         <w:rPr>
           <w:color w:val="2AACB8"/>
+          <w:lang w:val="uk-UA"/>
         </w:rPr>
         <w:t>8.84</w:t>
       </w:r>
       <w:r>
         <w:rPr>
           <w:color w:val="BCBEC4"/>
+          <w:lang w:val="uk-UA"/>
         </w:rPr>
         <w:t>],</w:t>
       </w:r>
       <w:r>
         <w:rPr>
           <w:color w:val="BCBEC4"/>
+          <w:lang w:val="uk-UA"/>
         </w:rPr>
         <w:br/>
         <w:t xml:space="preserve">    [</w:t>
@@ -1720,102 +1782,119 @@
       <w:r>
         <w:rPr>
           <w:color w:val="2AACB8"/>
+          <w:lang w:val="uk-UA"/>
         </w:rPr>
         <w:t>2.8</w:t>
       </w:r>
       <w:r>
         <w:rPr>
           <w:color w:val="BCBEC4"/>
+          <w:lang w:val="uk-UA"/>
         </w:rPr>
         <w:t xml:space="preserve">, </w:t>
       </w:r>
       <w:r>
         <w:rPr>
           <w:color w:val="2AACB8"/>
+          <w:lang w:val="uk-UA"/>
         </w:rPr>
         <w:t>2.3</w:t>
       </w:r>
       <w:r>
         <w:rPr>
           <w:color w:val="BCBEC4"/>
+          <w:lang w:val="uk-UA"/>
         </w:rPr>
         <w:t xml:space="preserve">, </w:t>
       </w:r>
       <w:r>
         <w:rPr>
           <w:color w:val="2AACB8"/>
+          <w:lang w:val="uk-UA"/>
         </w:rPr>
         <w:t>1.34</w:t>
       </w:r>
       <w:r>
         <w:rPr>
           <w:color w:val="BCBEC4"/>
+          <w:lang w:val="uk-UA"/>
         </w:rPr>
         <w:t xml:space="preserve">, </w:t>
       </w:r>
       <w:r>
         <w:rPr>
           <w:color w:val="2AACB8"/>
+          <w:lang w:val="uk-UA"/>
         </w:rPr>
         <w:t>4.42</w:t>
       </w:r>
       <w:r>
         <w:rPr>
           <w:color w:val="BCBEC4"/>
+          <w:lang w:val="uk-UA"/>
         </w:rPr>
         <w:t xml:space="preserve">, </w:t>
       </w:r>
       <w:r>
         <w:rPr>
           <w:color w:val="2AACB8"/>
+          <w:lang w:val="uk-UA"/>
         </w:rPr>
         <w:t>3.11</w:t>
       </w:r>
       <w:r>
         <w:rPr>
           <w:color w:val="BCBEC4"/>
+          <w:lang w:val="uk-UA"/>
         </w:rPr>
         <w:t xml:space="preserve">, </w:t>
       </w:r>
       <w:r>
         <w:rPr>
           <w:color w:val="2AACB8"/>
+          <w:lang w:val="uk-UA"/>
         </w:rPr>
         <w:t>2.91</w:t>
       </w:r>
       <w:r>
         <w:rPr>
           <w:color w:val="BCBEC4"/>
+          <w:lang w:val="uk-UA"/>
         </w:rPr>
         <w:t xml:space="preserve">, </w:t>
       </w:r>
       <w:r>
         <w:rPr>
           <w:color w:val="2AACB8"/>
+          <w:lang w:val="uk-UA"/>
         </w:rPr>
         <w:t>4.7</w:t>
       </w:r>
       <w:r>
         <w:rPr>
           <w:color w:val="BCBEC4"/>
+          <w:lang w:val="uk-UA"/>
         </w:rPr>
         <w:t xml:space="preserve">, </w:t>
       </w:r>
       <w:r>
         <w:rPr>
           <w:color w:val="2AACB8"/>
+          <w:lang w:val="uk-UA"/>
         </w:rPr>
         <w:t>2.0</w:t>
       </w:r>
       <w:r>
         <w:rPr>
           <w:color w:val="BCBEC4"/>
+          <w:lang w:val="uk-UA"/>
         </w:rPr>
         <w:t>],</w:t>
       </w:r>
       <w:r>
         <w:rPr>
           <w:color w:val="BCBEC4"/>
+          <w:lang w:val="uk-UA"/>
         </w:rPr>
         <w:br/>
         <w:t xml:space="preserve">    [</w:t>
@@ -1823,102 +1902,119 @@
       <w:r>
         <w:rPr>
           <w:color w:val="2AACB8"/>
+          <w:lang w:val="uk-UA"/>
         </w:rPr>
         <w:t>10.5</w:t>
       </w:r>
       <w:r>
         <w:rPr>
           <w:color w:val="BCBEC4"/>
+          <w:lang w:val="uk-UA"/>
         </w:rPr>
         <w:t xml:space="preserve">, </w:t>
       </w:r>
       <w:r>
         <w:rPr>
           <w:color w:val="2AACB8"/>
+          <w:lang w:val="uk-UA"/>
         </w:rPr>
         <w:t>8.47</w:t>
       </w:r>
       <w:r>
         <w:rPr>
           <w:color w:val="BCBEC4"/>
+          <w:lang w:val="uk-UA"/>
         </w:rPr>
         <w:t xml:space="preserve">, </w:t>
       </w:r>
       <w:r>
         <w:rPr>
           <w:color w:val="2AACB8"/>
+          <w:lang w:val="uk-UA"/>
         </w:rPr>
         <w:t>7.62</w:t>
       </w:r>
       <w:r>
         <w:rPr>
           <w:color w:val="BCBEC4"/>
+          <w:lang w:val="uk-UA"/>
         </w:rPr>
         <w:t xml:space="preserve">, </w:t>
       </w:r>
       <w:r>
         <w:rPr>
           <w:color w:val="2AACB8"/>
+          <w:lang w:val="uk-UA"/>
         </w:rPr>
         <w:t>10.82</w:t>
       </w:r>
       <w:r>
         <w:rPr>
           <w:color w:val="BCBEC4"/>
+          <w:lang w:val="uk-UA"/>
         </w:rPr>
         <w:t xml:space="preserve">, </w:t>
       </w:r>
       <w:r>
         <w:rPr>
           <w:color w:val="2AACB8"/>
+          <w:lang w:val="uk-UA"/>
         </w:rPr>
         <w:t>7.0</w:t>
       </w:r>
       <w:r>
         <w:rPr>
           <w:color w:val="BCBEC4"/>
+          <w:lang w:val="uk-UA"/>
         </w:rPr>
         <w:t xml:space="preserve">, </w:t>
       </w:r>
       <w:r>
         <w:rPr>
           <w:color w:val="2AACB8"/>
+          <w:lang w:val="uk-UA"/>
         </w:rPr>
         <w:t>7.63</w:t>
       </w:r>
       <w:r>
         <w:rPr>
           <w:color w:val="BCBEC4"/>
+          <w:lang w:val="uk-UA"/>
         </w:rPr>
         <w:t xml:space="preserve">, </w:t>
       </w:r>
       <w:r>
         <w:rPr>
           <w:color w:val="2AACB8"/>
+          <w:lang w:val="uk-UA"/>
         </w:rPr>
         <w:t>9.73</w:t>
       </w:r>
       <w:r>
         <w:rPr>
           <w:color w:val="BCBEC4"/>
+          <w:lang w:val="uk-UA"/>
         </w:rPr>
         <w:t xml:space="preserve">, </w:t>
       </w:r>
       <w:r>
         <w:rPr>
           <w:color w:val="2AACB8"/>
+          <w:lang w:val="uk-UA"/>
         </w:rPr>
         <w:t>8.54</w:t>
       </w:r>
       <w:r>
         <w:rPr>
           <w:color w:val="BCBEC4"/>
+          <w:lang w:val="uk-UA"/>
         </w:rPr>
         <w:t>],</w:t>
       </w:r>
       <w:r>
         <w:rPr>
           <w:color w:val="BCBEC4"/>
+          <w:lang w:val="uk-UA"/>
         </w:rPr>
         <w:br/>
         <w:t xml:space="preserve">    [</w:t>
@@ -1926,102 +2022,119 @@
       <w:r>
         <w:rPr>
           <w:color w:val="2AACB8"/>
+          <w:lang w:val="uk-UA"/>
         </w:rPr>
         <w:t>5.0</w:t>
       </w:r>
       <w:r>
         <w:rPr>
           <w:color w:val="BCBEC4"/>
+          <w:lang w:val="uk-UA"/>
         </w:rPr>
         <w:t xml:space="preserve">, </w:t>
       </w:r>
       <w:r>
         <w:rPr>
           <w:color w:val="2AACB8"/>
+          <w:lang w:val="uk-UA"/>
         </w:rPr>
         <w:t>7.97</w:t>
       </w:r>
       <w:r>
         <w:rPr>
           <w:color w:val="BCBEC4"/>
+          <w:lang w:val="uk-UA"/>
         </w:rPr>
         <w:t xml:space="preserve">, </w:t>
       </w:r>
       <w:r>
         <w:rPr>
           <w:color w:val="2AACB8"/>
+          <w:lang w:val="uk-UA"/>
         </w:rPr>
         <w:t>6.42</w:t>
       </w:r>
       <w:r>
         <w:rPr>
           <w:color w:val="BCBEC4"/>
+          <w:lang w:val="uk-UA"/>
         </w:rPr>
         <w:t xml:space="preserve">, </w:t>
       </w:r>
       <w:r>
         <w:rPr>
           <w:color w:val="2AACB8"/>
+          <w:lang w:val="uk-UA"/>
         </w:rPr>
         <w:t>6.53</w:t>
       </w:r>
       <w:r>
         <w:rPr>
           <w:color w:val="BCBEC4"/>
+          <w:lang w:val="uk-UA"/>
         </w:rPr>
         <w:t xml:space="preserve">, </w:t>
       </w:r>
       <w:r>
         <w:rPr>
           <w:color w:val="2AACB8"/>
+          <w:lang w:val="uk-UA"/>
         </w:rPr>
         <w:t>5.17</w:t>
       </w:r>
       <w:r>
         <w:rPr>
           <w:color w:val="BCBEC4"/>
+          <w:lang w:val="uk-UA"/>
         </w:rPr>
         <w:t xml:space="preserve">, </w:t>
       </w:r>
       <w:r>
         <w:rPr>
           <w:color w:val="2AACB8"/>
+          <w:lang w:val="uk-UA"/>
         </w:rPr>
         <w:t>6.42</w:t>
       </w:r>
       <w:r>
         <w:rPr>
           <w:color w:val="BCBEC4"/>
+          <w:lang w:val="uk-UA"/>
         </w:rPr>
         <w:t xml:space="preserve">, </w:t>
       </w:r>
       <w:r>
         <w:rPr>
           <w:color w:val="2AACB8"/>
+          <w:lang w:val="uk-UA"/>
         </w:rPr>
         <w:t>7.59</w:t>
       </w:r>
       <w:r>
         <w:rPr>
           <w:color w:val="BCBEC4"/>
+          <w:lang w:val="uk-UA"/>
         </w:rPr>
         <w:t xml:space="preserve">, </w:t>
       </w:r>
       <w:r>
         <w:rPr>
           <w:color w:val="2AACB8"/>
+          <w:lang w:val="uk-UA"/>
         </w:rPr>
         <w:t>6.4</w:t>
       </w:r>
       <w:r>
         <w:rPr>
           <w:color w:val="BCBEC4"/>
+          <w:lang w:val="uk-UA"/>
         </w:rPr>
         <w:t>],</w:t>
       </w:r>
       <w:r>
         <w:rPr>
           <w:color w:val="BCBEC4"/>
+          <w:lang w:val="uk-UA"/>
         </w:rPr>
         <w:br/>
         <w:t xml:space="preserve">    [</w:t>
@@ -2029,102 +2142,119 @@
       <w:r>
         <w:rPr>
           <w:color w:val="2AACB8"/>
+          <w:lang w:val="uk-UA"/>
         </w:rPr>
         <w:t>2.95</w:t>
       </w:r>
       <w:r>
         <w:rPr>
           <w:color w:val="BCBEC4"/>
+          <w:lang w:val="uk-UA"/>
         </w:rPr>
         <w:t xml:space="preserve">, </w:t>
       </w:r>
       <w:r>
         <w:rPr>
           <w:color w:val="2AACB8"/>
+          <w:lang w:val="uk-UA"/>
         </w:rPr>
         <w:t>4.75</w:t>
       </w:r>
       <w:r>
         <w:rPr>
           <w:color w:val="BCBEC4"/>
+          <w:lang w:val="uk-UA"/>
         </w:rPr>
         <w:t xml:space="preserve">, </w:t>
       </w:r>
       <w:r>
         <w:rPr>
           <w:color w:val="2AACB8"/>
+          <w:lang w:val="uk-UA"/>
         </w:rPr>
         <w:t>3.85</w:t>
       </w:r>
       <w:r>
         <w:rPr>
           <w:color w:val="BCBEC4"/>
+          <w:lang w:val="uk-UA"/>
         </w:rPr>
         <w:t xml:space="preserve">, </w:t>
       </w:r>
       <w:r>
         <w:rPr>
           <w:color w:val="2AACB8"/>
+          <w:lang w:val="uk-UA"/>
         </w:rPr>
         <w:t>3.93</w:t>
       </w:r>
       <w:r>
         <w:rPr>
           <w:color w:val="BCBEC4"/>
+          <w:lang w:val="uk-UA"/>
         </w:rPr>
         <w:t xml:space="preserve">, </w:t>
       </w:r>
       <w:r>
         <w:rPr>
           <w:color w:val="2AACB8"/>
+          <w:lang w:val="uk-UA"/>
         </w:rPr>
         <w:t>4.0</w:t>
       </w:r>
       <w:r>
         <w:rPr>
           <w:color w:val="BCBEC4"/>
+          <w:lang w:val="uk-UA"/>
         </w:rPr>
         <w:t xml:space="preserve">, </w:t>
       </w:r>
       <w:r>
         <w:rPr>
           <w:color w:val="2AACB8"/>
+          <w:lang w:val="uk-UA"/>
         </w:rPr>
         <w:t>3.39</w:t>
       </w:r>
       <w:r>
         <w:rPr>
           <w:color w:val="BCBEC4"/>
+          <w:lang w:val="uk-UA"/>
         </w:rPr>
         <w:t xml:space="preserve">, </w:t>
       </w:r>
       <w:r>
         <w:rPr>
           <w:color w:val="2AACB8"/>
+          <w:lang w:val="uk-UA"/>
         </w:rPr>
         <w:t>3.51</w:t>
       </w:r>
       <w:r>
         <w:rPr>
           <w:color w:val="BCBEC4"/>
+          <w:lang w:val="uk-UA"/>
         </w:rPr>
         <w:t xml:space="preserve">, </w:t>
       </w:r>
       <w:r>
         <w:rPr>
           <w:color w:val="2AACB8"/>
+          <w:lang w:val="uk-UA"/>
         </w:rPr>
         <w:t>4.82</w:t>
       </w:r>
       <w:r>
         <w:rPr>
           <w:color w:val="BCBEC4"/>
+          <w:lang w:val="uk-UA"/>
         </w:rPr>
         <w:t>],</w:t>
       </w:r>
       <w:r>
         <w:rPr>
           <w:color w:val="BCBEC4"/>
+          <w:lang w:val="uk-UA"/>
         </w:rPr>
         <w:br/>
         <w:t xml:space="preserve">    [</w:t>
@@ -2132,102 +2262,119 @@
       <w:r>
         <w:rPr>
           <w:color w:val="2AACB8"/>
+          <w:lang w:val="uk-UA"/>
         </w:rPr>
         <w:t>0.5</w:t>
       </w:r>
       <w:r>
         <w:rPr>
           <w:color w:val="BCBEC4"/>
+          <w:lang w:val="uk-UA"/>
         </w:rPr>
         <w:t xml:space="preserve">, </w:t>
       </w:r>
       <w:r>
         <w:rPr>
           <w:color w:val="2AACB8"/>
+          <w:lang w:val="uk-UA"/>
         </w:rPr>
         <w:t>2.67</w:t>
       </w:r>
       <w:r>
         <w:rPr>
           <w:color w:val="BCBEC4"/>
+          <w:lang w:val="uk-UA"/>
         </w:rPr>
         <w:t xml:space="preserve">, </w:t>
       </w:r>
       <w:r>
         <w:rPr>
           <w:color w:val="2AACB8"/>
+          <w:lang w:val="uk-UA"/>
         </w:rPr>
         <w:t>0.43</w:t>
       </w:r>
       <w:r>
         <w:rPr>
           <w:color w:val="BCBEC4"/>
+          <w:lang w:val="uk-UA"/>
         </w:rPr>
         <w:t xml:space="preserve">, </w:t>
       </w:r>
       <w:r>
         <w:rPr>
           <w:color w:val="2AACB8"/>
+          <w:lang w:val="uk-UA"/>
         </w:rPr>
         <w:t>2.21</w:t>
       </w:r>
       <w:r>
         <w:rPr>
           <w:color w:val="BCBEC4"/>
+          <w:lang w:val="uk-UA"/>
         </w:rPr>
         <w:t xml:space="preserve">, </w:t>
       </w:r>
       <w:r>
         <w:rPr>
           <w:color w:val="2AACB8"/>
+          <w:lang w:val="uk-UA"/>
         </w:rPr>
         <w:t>0.74</w:t>
       </w:r>
       <w:r>
         <w:rPr>
           <w:color w:val="BCBEC4"/>
+          <w:lang w:val="uk-UA"/>
         </w:rPr>
         <w:t xml:space="preserve">, </w:t>
       </w:r>
       <w:r>
         <w:rPr>
           <w:color w:val="2AACB8"/>
+          <w:lang w:val="uk-UA"/>
         </w:rPr>
         <w:t>1.61</w:t>
       </w:r>
       <w:r>
         <w:rPr>
           <w:color w:val="BCBEC4"/>
+          <w:lang w:val="uk-UA"/>
         </w:rPr>
         <w:t xml:space="preserve">, </w:t>
       </w:r>
       <w:r>
         <w:rPr>
           <w:color w:val="2AACB8"/>
+          <w:lang w:val="uk-UA"/>
         </w:rPr>
         <w:t>1.8</w:t>
       </w:r>
       <w:r>
         <w:rPr>
           <w:color w:val="BCBEC4"/>
+          <w:lang w:val="uk-UA"/>
         </w:rPr>
         <w:t xml:space="preserve">, </w:t>
       </w:r>
       <w:r>
         <w:rPr>
           <w:color w:val="2AACB8"/>
+          <w:lang w:val="uk-UA"/>
         </w:rPr>
         <w:t>2.6</w:t>
       </w:r>
       <w:r>
         <w:rPr>
           <w:color w:val="BCBEC4"/>
+          <w:lang w:val="uk-UA"/>
         </w:rPr>
         <w:t>],</w:t>
       </w:r>
       <w:r>
         <w:rPr>
           <w:color w:val="BCBEC4"/>
+          <w:lang w:val="uk-UA"/>
         </w:rPr>
         <w:br/>
         <w:t xml:space="preserve">    [</w:t>
@@ -2235,102 +2382,119 @@
       <w:r>
         <w:rPr>
           <w:color w:val="2AACB8"/>
+          <w:lang w:val="uk-UA"/>
         </w:rPr>
         <w:t>6.6</w:t>
       </w:r>
       <w:r>
         <w:rPr>
           <w:color w:val="BCBEC4"/>
+          <w:lang w:val="uk-UA"/>
         </w:rPr>
         <w:t xml:space="preserve">, </w:t>
       </w:r>
       <w:r>
         <w:rPr>
           <w:color w:val="2AACB8"/>
+          <w:lang w:val="uk-UA"/>
         </w:rPr>
         <w:t>9.56</w:t>
       </w:r>
       <w:r>
         <w:rPr>
           <w:color w:val="BCBEC4"/>
+          <w:lang w:val="uk-UA"/>
         </w:rPr>
         <w:t xml:space="preserve">, </w:t>
       </w:r>
       <w:r>
         <w:rPr>
           <w:color w:val="2AACB8"/>
+          <w:lang w:val="uk-UA"/>
         </w:rPr>
         <w:t>9.3</w:t>
       </w:r>
       <w:r>
         <w:rPr>
           <w:color w:val="BCBEC4"/>
+          <w:lang w:val="uk-UA"/>
         </w:rPr>
         <w:t xml:space="preserve">, </w:t>
       </w:r>
       <w:r>
         <w:rPr>
           <w:color w:val="2AACB8"/>
+          <w:lang w:val="uk-UA"/>
         </w:rPr>
         <w:t>6.86</w:t>
       </w:r>
       <w:r>
         <w:rPr>
           <w:color w:val="BCBEC4"/>
+          <w:lang w:val="uk-UA"/>
         </w:rPr>
         <w:t xml:space="preserve">, </w:t>
       </w:r>
       <w:r>
         <w:rPr>
           <w:color w:val="2AACB8"/>
+          <w:lang w:val="uk-UA"/>
         </w:rPr>
         <w:t>9.5</w:t>
       </w:r>
       <w:r>
         <w:rPr>
           <w:color w:val="BCBEC4"/>
+          <w:lang w:val="uk-UA"/>
         </w:rPr>
         <w:t xml:space="preserve">, </w:t>
       </w:r>
       <w:r>
         <w:rPr>
           <w:color w:val="2AACB8"/>
+          <w:lang w:val="uk-UA"/>
         </w:rPr>
         <w:t>7.69</w:t>
       </w:r>
       <w:r>
         <w:rPr>
           <w:color w:val="BCBEC4"/>
+          <w:lang w:val="uk-UA"/>
         </w:rPr>
         <w:t xml:space="preserve">, </w:t>
       </w:r>
       <w:r>
         <w:rPr>
           <w:color w:val="2AACB8"/>
+          <w:lang w:val="uk-UA"/>
         </w:rPr>
         <w:t>8.47</w:t>
       </w:r>
       <w:r>
         <w:rPr>
           <w:color w:val="BCBEC4"/>
+          <w:lang w:val="uk-UA"/>
         </w:rPr>
         <w:t xml:space="preserve">, </w:t>
       </w:r>
       <w:r>
         <w:rPr>
           <w:color w:val="2AACB8"/>
+          <w:lang w:val="uk-UA"/>
         </w:rPr>
         <w:t>6.72</w:t>
       </w:r>
       <w:r>
         <w:rPr>
           <w:color w:val="BCBEC4"/>
+          <w:lang w:val="uk-UA"/>
         </w:rPr>
         <w:t>]</w:t>
       </w:r>
       <w:r>
         <w:rPr>
           <w:color w:val="BCBEC4"/>
+          <w:lang w:val="uk-UA"/>
         </w:rPr>
         <w:br/>
         <w:t>])</w:t>
@@ -2338,188 +2502,1460 @@
       <w:r>
         <w:rPr>
           <w:color w:val="BCBEC4"/>
+          <w:lang w:val="uk-UA"/>
         </w:rPr>
         <w:br/>
       </w:r>
       <w:r>
         <w:rPr>
           <w:color w:val="BCBEC4"/>
+          <w:lang w:val="uk-UA"/>
         </w:rPr>
         <w:br/>
       </w:r>
       <w:r>
         <w:rPr>
           <w:color w:val="7A7E85"/>
-        </w:rPr>
-        <w:t xml:space="preserve"># </w:t>
-      </w:r>
-      <w:proofErr w:type="spellStart"/>
+          <w:lang w:val="uk-UA"/>
+        </w:rPr>
+        <w:t xml:space="preserve"># Ймовірності станів </w:t>
+      </w:r>
       <w:r>
         <w:rPr>
           <w:color w:val="7A7E85"/>
         </w:rPr>
-        <w:t>Ймовірності</w:t>
-      </w:r>
-      <w:proofErr w:type="spellEnd"/>
+        <w:t>F</w:t>
+      </w:r>
       <w:r>
         <w:rPr>
           <w:color w:val="7A7E85"/>
-        </w:rPr>
-        <w:t xml:space="preserve"> </w:t>
-      </w:r>
-      <w:proofErr w:type="spellStart"/>
+          <w:lang w:val="uk-UA"/>
+        </w:rPr>
+        <w:t>1...</w:t>
+      </w:r>
       <w:r>
         <w:rPr>
           <w:color w:val="7A7E85"/>
         </w:rPr>
-        <w:t>станів</w:t>
-      </w:r>
-      <w:proofErr w:type="spellEnd"/>
+        <w:t>F</w:t>
+      </w:r>
       <w:r>
         <w:rPr>
           <w:color w:val="7A7E85"/>
-        </w:rPr>
-        <w:t xml:space="preserve"> F1...F8 (з </w:t>
-      </w:r>
-      <w:proofErr w:type="spellStart"/>
+          <w:lang w:val="uk-UA"/>
+        </w:rPr>
+        <w:t>8 (з додатку Б)</w:t>
+      </w:r>
       <w:r>
         <w:rPr>
           <w:color w:val="7A7E85"/>
-        </w:rPr>
-        <w:t>додатку</w:t>
-      </w:r>
-      <w:proofErr w:type="spellEnd"/>
+          <w:lang w:val="uk-UA"/>
+        </w:rPr>
+        <w:br/>
+      </w:r>
+      <w:r>
+        <w:rPr>
+          <w:color w:val="BCBEC4"/>
+        </w:rPr>
+        <w:t>p</w:t>
+      </w:r>
+      <w:r>
+        <w:rPr>
+          <w:color w:val="BCBEC4"/>
+          <w:lang w:val="uk-UA"/>
+        </w:rPr>
+        <w:t xml:space="preserve"> = </w:t>
+      </w:r>
+      <w:proofErr w:type="spellStart"/>
+      <w:r>
+        <w:rPr>
+          <w:color w:val="BCBEC4"/>
+        </w:rPr>
+        <w:t>np</w:t>
+      </w:r>
+      <w:proofErr w:type="spellEnd"/>
+      <w:r>
+        <w:rPr>
+          <w:color w:val="BCBEC4"/>
+          <w:lang w:val="uk-UA"/>
+        </w:rPr>
+        <w:t>.</w:t>
+      </w:r>
+      <w:proofErr w:type="spellStart"/>
+      <w:r>
+        <w:rPr>
+          <w:color w:val="BCBEC4"/>
+        </w:rPr>
+        <w:t>array</w:t>
+      </w:r>
+      <w:proofErr w:type="spellEnd"/>
+      <w:r>
+        <w:rPr>
+          <w:color w:val="BCBEC4"/>
+          <w:lang w:val="uk-UA"/>
+        </w:rPr>
+        <w:t>([</w:t>
+      </w:r>
+      <w:r>
+        <w:rPr>
+          <w:color w:val="2AACB8"/>
+          <w:lang w:val="uk-UA"/>
+        </w:rPr>
+        <w:t>0.01</w:t>
+      </w:r>
+      <w:r>
+        <w:rPr>
+          <w:color w:val="BCBEC4"/>
+          <w:lang w:val="uk-UA"/>
+        </w:rPr>
+        <w:t xml:space="preserve">, </w:t>
+      </w:r>
+      <w:r>
+        <w:rPr>
+          <w:color w:val="2AACB8"/>
+          <w:lang w:val="uk-UA"/>
+        </w:rPr>
+        <w:t>0.01</w:t>
+      </w:r>
+      <w:r>
+        <w:rPr>
+          <w:color w:val="BCBEC4"/>
+          <w:lang w:val="uk-UA"/>
+        </w:rPr>
+        <w:t xml:space="preserve">, </w:t>
+      </w:r>
+      <w:r>
+        <w:rPr>
+          <w:color w:val="2AACB8"/>
+          <w:lang w:val="uk-UA"/>
+        </w:rPr>
+        <w:t>0.05</w:t>
+      </w:r>
+      <w:r>
+        <w:rPr>
+          <w:color w:val="BCBEC4"/>
+          <w:lang w:val="uk-UA"/>
+        </w:rPr>
+        <w:t xml:space="preserve">, </w:t>
+      </w:r>
+      <w:r>
+        <w:rPr>
+          <w:color w:val="2AACB8"/>
+          <w:lang w:val="uk-UA"/>
+        </w:rPr>
+        <w:t>0.05</w:t>
+      </w:r>
+      <w:r>
+        <w:rPr>
+          <w:color w:val="BCBEC4"/>
+          <w:lang w:val="uk-UA"/>
+        </w:rPr>
+        <w:t xml:space="preserve">, </w:t>
+      </w:r>
+      <w:r>
+        <w:rPr>
+          <w:color w:val="2AACB8"/>
+          <w:lang w:val="uk-UA"/>
+        </w:rPr>
+        <w:t>0.35</w:t>
+      </w:r>
+      <w:r>
+        <w:rPr>
+          <w:color w:val="BCBEC4"/>
+          <w:lang w:val="uk-UA"/>
+        </w:rPr>
+        <w:t xml:space="preserve">, </w:t>
+      </w:r>
+      <w:r>
+        <w:rPr>
+          <w:color w:val="2AACB8"/>
+          <w:lang w:val="uk-UA"/>
+        </w:rPr>
+        <w:t>0.25</w:t>
+      </w:r>
+      <w:r>
+        <w:rPr>
+          <w:color w:val="BCBEC4"/>
+          <w:lang w:val="uk-UA"/>
+        </w:rPr>
+        <w:t xml:space="preserve">, </w:t>
+      </w:r>
+      <w:r>
+        <w:rPr>
+          <w:color w:val="2AACB8"/>
+          <w:lang w:val="uk-UA"/>
+        </w:rPr>
+        <w:t>0.10</w:t>
+      </w:r>
+      <w:r>
+        <w:rPr>
+          <w:color w:val="BCBEC4"/>
+          <w:lang w:val="uk-UA"/>
+        </w:rPr>
+        <w:t xml:space="preserve">, </w:t>
+      </w:r>
+      <w:r>
+        <w:rPr>
+          <w:color w:val="2AACB8"/>
+          <w:lang w:val="uk-UA"/>
+        </w:rPr>
+        <w:t>0.18</w:t>
+      </w:r>
+      <w:r>
+        <w:rPr>
+          <w:color w:val="BCBEC4"/>
+          <w:lang w:val="uk-UA"/>
+        </w:rPr>
+        <w:t>])</w:t>
+      </w:r>
+      <w:r>
+        <w:rPr>
+          <w:color w:val="BCBEC4"/>
+          <w:lang w:val="uk-UA"/>
+        </w:rPr>
+        <w:br/>
+      </w:r>
+      <w:r>
+        <w:rPr>
+          <w:color w:val="BCBEC4"/>
+          <w:lang w:val="uk-UA"/>
+        </w:rPr>
+        <w:br/>
+      </w:r>
       <w:r>
         <w:rPr>
           <w:color w:val="7A7E85"/>
-        </w:rPr>
-        <w:t xml:space="preserve"> Б)</w:t>
+          <w:lang w:val="uk-UA"/>
+        </w:rPr>
+        <w:t># Мінімаксний критерій (максимізація прибутку)</w:t>
       </w:r>
       <w:r>
         <w:rPr>
           <w:color w:val="7A7E85"/>
+          <w:lang w:val="uk-UA"/>
         </w:rPr>
         <w:br/>
-      </w:r>
-      <w:r>
-        <w:rPr>
-          <w:color w:val="BCBEC4"/>
-        </w:rPr>
-        <w:t xml:space="preserve">p = </w:t>
-      </w:r>
-      <w:proofErr w:type="spellStart"/>
-      <w:r>
-        <w:rPr>
-          <w:color w:val="BCBEC4"/>
-        </w:rPr>
-        <w:t>np.array</w:t>
-      </w:r>
-      <w:proofErr w:type="spellEnd"/>
-      <w:r>
-        <w:rPr>
-          <w:color w:val="BCBEC4"/>
-        </w:rPr>
-        <w:t>([</w:t>
+        <w:t># Беремо мінімальні значення по рядках</w:t>
+      </w:r>
+      <w:r>
+        <w:rPr>
+          <w:color w:val="7A7E85"/>
+          <w:lang w:val="uk-UA"/>
+        </w:rPr>
+        <w:br/>
+      </w:r>
+      <w:proofErr w:type="spellStart"/>
+      <w:r>
+        <w:rPr>
+          <w:color w:val="BCBEC4"/>
+        </w:rPr>
+        <w:t>min</w:t>
+      </w:r>
+      <w:proofErr w:type="spellEnd"/>
+      <w:r>
+        <w:rPr>
+          <w:color w:val="BCBEC4"/>
+          <w:lang w:val="uk-UA"/>
+        </w:rPr>
+        <w:t>_</w:t>
+      </w:r>
+      <w:proofErr w:type="spellStart"/>
+      <w:r>
+        <w:rPr>
+          <w:color w:val="BCBEC4"/>
+        </w:rPr>
+        <w:t>in</w:t>
+      </w:r>
+      <w:proofErr w:type="spellEnd"/>
+      <w:r>
+        <w:rPr>
+          <w:color w:val="BCBEC4"/>
+          <w:lang w:val="uk-UA"/>
+        </w:rPr>
+        <w:t>_</w:t>
+      </w:r>
+      <w:proofErr w:type="spellStart"/>
+      <w:r>
+        <w:rPr>
+          <w:color w:val="BCBEC4"/>
+        </w:rPr>
+        <w:t>rows</w:t>
+      </w:r>
+      <w:proofErr w:type="spellEnd"/>
+      <w:r>
+        <w:rPr>
+          <w:color w:val="BCBEC4"/>
+          <w:lang w:val="uk-UA"/>
+        </w:rPr>
+        <w:t xml:space="preserve"> = </w:t>
+      </w:r>
+      <w:proofErr w:type="spellStart"/>
+      <w:r>
+        <w:rPr>
+          <w:color w:val="BCBEC4"/>
+        </w:rPr>
+        <w:t>np</w:t>
+      </w:r>
+      <w:proofErr w:type="spellEnd"/>
+      <w:r>
+        <w:rPr>
+          <w:color w:val="BCBEC4"/>
+          <w:lang w:val="uk-UA"/>
+        </w:rPr>
+        <w:t>.</w:t>
+      </w:r>
+      <w:proofErr w:type="spellStart"/>
+      <w:r>
+        <w:rPr>
+          <w:color w:val="BCBEC4"/>
+        </w:rPr>
+        <w:t>min</w:t>
+      </w:r>
+      <w:proofErr w:type="spellEnd"/>
+      <w:r>
+        <w:rPr>
+          <w:color w:val="BCBEC4"/>
+          <w:lang w:val="uk-UA"/>
+        </w:rPr>
+        <w:t>(</w:t>
+      </w:r>
+      <w:r>
+        <w:rPr>
+          <w:color w:val="BCBEC4"/>
+        </w:rPr>
+        <w:t>E</w:t>
+      </w:r>
+      <w:r>
+        <w:rPr>
+          <w:color w:val="BCBEC4"/>
+          <w:lang w:val="uk-UA"/>
+        </w:rPr>
+        <w:t xml:space="preserve">, </w:t>
+      </w:r>
+      <w:proofErr w:type="spellStart"/>
+      <w:r>
+        <w:rPr>
+          <w:color w:val="AA4926"/>
+        </w:rPr>
+        <w:t>axis</w:t>
+      </w:r>
+      <w:proofErr w:type="spellEnd"/>
+      <w:r>
+        <w:rPr>
+          <w:color w:val="BCBEC4"/>
+          <w:lang w:val="uk-UA"/>
+        </w:rPr>
+        <w:t>=</w:t>
       </w:r>
       <w:r>
         <w:rPr>
           <w:color w:val="2AACB8"/>
-        </w:rPr>
-        <w:t>0.01</w:t>
-      </w:r>
-      <w:r>
-        <w:rPr>
-          <w:color w:val="BCBEC4"/>
+          <w:lang w:val="uk-UA"/>
+        </w:rPr>
+        <w:t>1</w:t>
+      </w:r>
+      <w:r>
+        <w:rPr>
+          <w:color w:val="BCBEC4"/>
+          <w:lang w:val="uk-UA"/>
+        </w:rPr>
+        <w:t>)</w:t>
+      </w:r>
+      <w:r>
+        <w:rPr>
+          <w:color w:val="BCBEC4"/>
+          <w:lang w:val="uk-UA"/>
+        </w:rPr>
+        <w:br/>
+      </w:r>
+      <w:r>
+        <w:rPr>
+          <w:color w:val="7A7E85"/>
+          <w:lang w:val="uk-UA"/>
+        </w:rPr>
+        <w:t># Обираємо максимум серед цих мінімумів</w:t>
+      </w:r>
+      <w:r>
+        <w:rPr>
+          <w:color w:val="7A7E85"/>
+          <w:lang w:val="uk-UA"/>
+        </w:rPr>
+        <w:br/>
+      </w:r>
+      <w:r>
+        <w:rPr>
+          <w:color w:val="BCBEC4"/>
+        </w:rPr>
+        <w:t>Z</w:t>
+      </w:r>
+      <w:r>
+        <w:rPr>
+          <w:color w:val="BCBEC4"/>
+          <w:lang w:val="uk-UA"/>
+        </w:rPr>
+        <w:t>_</w:t>
+      </w:r>
+      <w:r>
+        <w:rPr>
+          <w:color w:val="BCBEC4"/>
+        </w:rPr>
+        <w:t>MM</w:t>
+      </w:r>
+      <w:r>
+        <w:rPr>
+          <w:color w:val="BCBEC4"/>
+          <w:lang w:val="uk-UA"/>
+        </w:rPr>
+        <w:t xml:space="preserve"> = </w:t>
+      </w:r>
+      <w:proofErr w:type="spellStart"/>
+      <w:r>
+        <w:rPr>
+          <w:color w:val="BCBEC4"/>
+        </w:rPr>
+        <w:t>np</w:t>
+      </w:r>
+      <w:proofErr w:type="spellEnd"/>
+      <w:r>
+        <w:rPr>
+          <w:color w:val="BCBEC4"/>
+          <w:lang w:val="uk-UA"/>
+        </w:rPr>
+        <w:t>.</w:t>
+      </w:r>
+      <w:proofErr w:type="spellStart"/>
+      <w:r>
+        <w:rPr>
+          <w:color w:val="BCBEC4"/>
+        </w:rPr>
+        <w:t>max</w:t>
+      </w:r>
+      <w:proofErr w:type="spellEnd"/>
+      <w:r>
+        <w:rPr>
+          <w:color w:val="BCBEC4"/>
+          <w:lang w:val="uk-UA"/>
+        </w:rPr>
+        <w:t>(</w:t>
+      </w:r>
+      <w:proofErr w:type="spellStart"/>
+      <w:r>
+        <w:rPr>
+          <w:color w:val="BCBEC4"/>
+        </w:rPr>
+        <w:t>min</w:t>
+      </w:r>
+      <w:proofErr w:type="spellEnd"/>
+      <w:r>
+        <w:rPr>
+          <w:color w:val="BCBEC4"/>
+          <w:lang w:val="uk-UA"/>
+        </w:rPr>
+        <w:t>_</w:t>
+      </w:r>
+      <w:proofErr w:type="spellStart"/>
+      <w:r>
+        <w:rPr>
+          <w:color w:val="BCBEC4"/>
+        </w:rPr>
+        <w:t>in</w:t>
+      </w:r>
+      <w:proofErr w:type="spellEnd"/>
+      <w:r>
+        <w:rPr>
+          <w:color w:val="BCBEC4"/>
+          <w:lang w:val="uk-UA"/>
+        </w:rPr>
+        <w:t>_</w:t>
+      </w:r>
+      <w:proofErr w:type="spellStart"/>
+      <w:r>
+        <w:rPr>
+          <w:color w:val="BCBEC4"/>
+        </w:rPr>
+        <w:t>rows</w:t>
+      </w:r>
+      <w:proofErr w:type="spellEnd"/>
+      <w:r>
+        <w:rPr>
+          <w:color w:val="BCBEC4"/>
+          <w:lang w:val="uk-UA"/>
+        </w:rPr>
+        <w:t>)</w:t>
+      </w:r>
+      <w:r>
+        <w:rPr>
+          <w:color w:val="BCBEC4"/>
+          <w:lang w:val="uk-UA"/>
+        </w:rPr>
+        <w:br/>
+      </w:r>
+      <w:proofErr w:type="spellStart"/>
+      <w:r>
+        <w:rPr>
+          <w:color w:val="BCBEC4"/>
+        </w:rPr>
+        <w:t>E</w:t>
+      </w:r>
+      <w:proofErr w:type="spellEnd"/>
+      <w:r>
+        <w:rPr>
+          <w:color w:val="BCBEC4"/>
+          <w:lang w:val="uk-UA"/>
+        </w:rPr>
+        <w:t>_</w:t>
+      </w:r>
+      <w:proofErr w:type="spellStart"/>
+      <w:r>
+        <w:rPr>
+          <w:color w:val="BCBEC4"/>
+        </w:rPr>
+        <w:t>MM</w:t>
+      </w:r>
+      <w:proofErr w:type="spellEnd"/>
+      <w:r>
+        <w:rPr>
+          <w:color w:val="BCBEC4"/>
+          <w:lang w:val="uk-UA"/>
+        </w:rPr>
+        <w:t>_</w:t>
+      </w:r>
+      <w:proofErr w:type="spellStart"/>
+      <w:r>
+        <w:rPr>
+          <w:color w:val="BCBEC4"/>
+        </w:rPr>
+        <w:t>index</w:t>
+      </w:r>
+      <w:proofErr w:type="spellEnd"/>
+      <w:r>
+        <w:rPr>
+          <w:color w:val="BCBEC4"/>
+          <w:lang w:val="uk-UA"/>
+        </w:rPr>
+        <w:t xml:space="preserve"> = </w:t>
+      </w:r>
+      <w:proofErr w:type="spellStart"/>
+      <w:r>
+        <w:rPr>
+          <w:color w:val="BCBEC4"/>
+        </w:rPr>
+        <w:t>np</w:t>
+      </w:r>
+      <w:proofErr w:type="spellEnd"/>
+      <w:r>
+        <w:rPr>
+          <w:color w:val="BCBEC4"/>
+          <w:lang w:val="uk-UA"/>
+        </w:rPr>
+        <w:t>.</w:t>
+      </w:r>
+      <w:proofErr w:type="spellStart"/>
+      <w:r>
+        <w:rPr>
+          <w:color w:val="BCBEC4"/>
+        </w:rPr>
+        <w:t>argmax</w:t>
+      </w:r>
+      <w:proofErr w:type="spellEnd"/>
+      <w:r>
+        <w:rPr>
+          <w:color w:val="BCBEC4"/>
+          <w:lang w:val="uk-UA"/>
+        </w:rPr>
+        <w:t>(</w:t>
+      </w:r>
+      <w:proofErr w:type="spellStart"/>
+      <w:r>
+        <w:rPr>
+          <w:color w:val="BCBEC4"/>
+        </w:rPr>
+        <w:t>min</w:t>
+      </w:r>
+      <w:proofErr w:type="spellEnd"/>
+      <w:r>
+        <w:rPr>
+          <w:color w:val="BCBEC4"/>
+          <w:lang w:val="uk-UA"/>
+        </w:rPr>
+        <w:t>_</w:t>
+      </w:r>
+      <w:proofErr w:type="spellStart"/>
+      <w:r>
+        <w:rPr>
+          <w:color w:val="BCBEC4"/>
+        </w:rPr>
+        <w:t>in</w:t>
+      </w:r>
+      <w:proofErr w:type="spellEnd"/>
+      <w:r>
+        <w:rPr>
+          <w:color w:val="BCBEC4"/>
+          <w:lang w:val="uk-UA"/>
+        </w:rPr>
+        <w:t>_</w:t>
+      </w:r>
+      <w:proofErr w:type="spellStart"/>
+      <w:r>
+        <w:rPr>
+          <w:color w:val="BCBEC4"/>
+        </w:rPr>
+        <w:t>rows</w:t>
+      </w:r>
+      <w:proofErr w:type="spellEnd"/>
+      <w:r>
+        <w:rPr>
+          <w:color w:val="BCBEC4"/>
+          <w:lang w:val="uk-UA"/>
+        </w:rPr>
+        <w:t xml:space="preserve">) + </w:t>
+      </w:r>
+      <w:r>
+        <w:rPr>
+          <w:color w:val="2AACB8"/>
+          <w:lang w:val="uk-UA"/>
+        </w:rPr>
+        <w:t xml:space="preserve">1  </w:t>
+      </w:r>
+      <w:r>
+        <w:rPr>
+          <w:color w:val="7A7E85"/>
+          <w:lang w:val="uk-UA"/>
+        </w:rPr>
+        <w:t># +1, щоб варіант рахувався з 1</w:t>
+      </w:r>
+      <w:r>
+        <w:rPr>
+          <w:color w:val="7A7E85"/>
+          <w:lang w:val="uk-UA"/>
+        </w:rPr>
+        <w:br/>
+      </w:r>
+      <w:proofErr w:type="spellStart"/>
+      <w:r>
+        <w:rPr>
+          <w:color w:val="8888C6"/>
+        </w:rPr>
+        <w:t>print</w:t>
+      </w:r>
+      <w:proofErr w:type="spellEnd"/>
+      <w:r>
+        <w:rPr>
+          <w:color w:val="BCBEC4"/>
+          <w:lang w:val="uk-UA"/>
+        </w:rPr>
+        <w:t>(</w:t>
+      </w:r>
+      <w:proofErr w:type="spellStart"/>
+      <w:r>
+        <w:rPr>
+          <w:color w:val="6AAB73"/>
+        </w:rPr>
+        <w:t>f</w:t>
+      </w:r>
+      <w:proofErr w:type="spellEnd"/>
+      <w:r>
+        <w:rPr>
+          <w:color w:val="6AAB73"/>
+          <w:lang w:val="uk-UA"/>
+        </w:rPr>
+        <w:t xml:space="preserve">"Мінімаксний критерій: </w:t>
+      </w:r>
+      <w:r>
+        <w:rPr>
+          <w:color w:val="6AAB73"/>
+        </w:rPr>
+        <w:t>ZMM</w:t>
+      </w:r>
+      <w:r>
+        <w:rPr>
+          <w:color w:val="6AAB73"/>
+          <w:lang w:val="uk-UA"/>
+        </w:rPr>
+        <w:t xml:space="preserve"> = </w:t>
+      </w:r>
+      <w:r>
+        <w:rPr>
+          <w:color w:val="CF8E6D"/>
+          <w:lang w:val="uk-UA"/>
+        </w:rPr>
+        <w:t>{</w:t>
+      </w:r>
+      <w:r>
+        <w:rPr>
+          <w:color w:val="BCBEC4"/>
+        </w:rPr>
+        <w:t>Z</w:t>
+      </w:r>
+      <w:r>
+        <w:rPr>
+          <w:color w:val="BCBEC4"/>
+          <w:lang w:val="uk-UA"/>
+        </w:rPr>
+        <w:t>_</w:t>
+      </w:r>
+      <w:r>
+        <w:rPr>
+          <w:color w:val="BCBEC4"/>
+        </w:rPr>
+        <w:t>MM</w:t>
+      </w:r>
+      <w:r>
+        <w:rPr>
+          <w:color w:val="CF8E6D"/>
+          <w:lang w:val="uk-UA"/>
+        </w:rPr>
+        <w:t>:</w:t>
+      </w:r>
+      <w:r>
+        <w:rPr>
+          <w:color w:val="6AAB73"/>
+          <w:lang w:val="uk-UA"/>
+        </w:rPr>
+        <w:t>.3</w:t>
+      </w:r>
+      <w:r>
+        <w:rPr>
+          <w:color w:val="6AAB73"/>
+        </w:rPr>
+        <w:t>f</w:t>
+      </w:r>
+      <w:r>
+        <w:rPr>
+          <w:color w:val="CF8E6D"/>
+          <w:lang w:val="uk-UA"/>
+        </w:rPr>
+        <w:t>}</w:t>
+      </w:r>
+      <w:r>
+        <w:rPr>
+          <w:color w:val="6AAB73"/>
+          <w:lang w:val="uk-UA"/>
+        </w:rPr>
+        <w:t xml:space="preserve">, оптимальний варіант </w:t>
+      </w:r>
+      <w:r>
+        <w:rPr>
+          <w:color w:val="6AAB73"/>
+        </w:rPr>
+        <w:t>E</w:t>
+      </w:r>
+      <w:r>
+        <w:rPr>
+          <w:color w:val="CF8E6D"/>
+          <w:lang w:val="uk-UA"/>
+        </w:rPr>
+        <w:t>{</w:t>
+      </w:r>
+      <w:proofErr w:type="spellStart"/>
+      <w:r>
+        <w:rPr>
+          <w:color w:val="BCBEC4"/>
+        </w:rPr>
+        <w:t>E</w:t>
+      </w:r>
+      <w:proofErr w:type="spellEnd"/>
+      <w:r>
+        <w:rPr>
+          <w:color w:val="BCBEC4"/>
+          <w:lang w:val="uk-UA"/>
+        </w:rPr>
+        <w:t>_</w:t>
+      </w:r>
+      <w:proofErr w:type="spellStart"/>
+      <w:r>
+        <w:rPr>
+          <w:color w:val="BCBEC4"/>
+        </w:rPr>
+        <w:t>MM</w:t>
+      </w:r>
+      <w:proofErr w:type="spellEnd"/>
+      <w:r>
+        <w:rPr>
+          <w:color w:val="BCBEC4"/>
+          <w:lang w:val="uk-UA"/>
+        </w:rPr>
+        <w:t>_</w:t>
+      </w:r>
+      <w:proofErr w:type="spellStart"/>
+      <w:r>
+        <w:rPr>
+          <w:color w:val="BCBEC4"/>
+        </w:rPr>
+        <w:t>index</w:t>
+      </w:r>
+      <w:proofErr w:type="spellEnd"/>
+      <w:r>
+        <w:rPr>
+          <w:color w:val="CF8E6D"/>
+          <w:lang w:val="uk-UA"/>
+        </w:rPr>
+        <w:t>}</w:t>
+      </w:r>
+      <w:r>
+        <w:rPr>
+          <w:color w:val="6AAB73"/>
+          <w:lang w:val="uk-UA"/>
+        </w:rPr>
+        <w:t>"</w:t>
+      </w:r>
+      <w:r>
+        <w:rPr>
+          <w:color w:val="BCBEC4"/>
+          <w:lang w:val="uk-UA"/>
+        </w:rPr>
+        <w:t>)</w:t>
+      </w:r>
+      <w:r>
+        <w:rPr>
+          <w:color w:val="BCBEC4"/>
+          <w:lang w:val="uk-UA"/>
+        </w:rPr>
+        <w:br/>
+      </w:r>
+      <w:r>
+        <w:rPr>
+          <w:color w:val="BCBEC4"/>
+          <w:lang w:val="uk-UA"/>
+        </w:rPr>
+        <w:br/>
+      </w:r>
+      <w:r>
+        <w:rPr>
+          <w:color w:val="7A7E85"/>
+          <w:lang w:val="uk-UA"/>
+        </w:rPr>
+        <w:t># Критерій Байєса–Лапласа</w:t>
+      </w:r>
+      <w:r>
+        <w:rPr>
+          <w:color w:val="7A7E85"/>
+          <w:lang w:val="uk-UA"/>
+        </w:rPr>
+        <w:br/>
+        <w:t># Обчислюємо математичне сподівання для кожного рішення</w:t>
+      </w:r>
+      <w:r>
+        <w:rPr>
+          <w:color w:val="7A7E85"/>
+          <w:lang w:val="uk-UA"/>
+        </w:rPr>
+        <w:br/>
+      </w:r>
+      <w:proofErr w:type="spellStart"/>
+      <w:r>
+        <w:rPr>
+          <w:color w:val="BCBEC4"/>
+        </w:rPr>
+        <w:t>expected</w:t>
+      </w:r>
+      <w:proofErr w:type="spellEnd"/>
+      <w:r>
+        <w:rPr>
+          <w:color w:val="BCBEC4"/>
+          <w:lang w:val="uk-UA"/>
+        </w:rPr>
+        <w:t>_</w:t>
+      </w:r>
+      <w:proofErr w:type="spellStart"/>
+      <w:r>
+        <w:rPr>
+          <w:color w:val="BCBEC4"/>
+        </w:rPr>
+        <w:t>values</w:t>
+      </w:r>
+      <w:proofErr w:type="spellEnd"/>
+      <w:r>
+        <w:rPr>
+          <w:color w:val="BCBEC4"/>
+          <w:lang w:val="uk-UA"/>
+        </w:rPr>
+        <w:t xml:space="preserve"> = </w:t>
+      </w:r>
+      <w:r>
+        <w:rPr>
+          <w:color w:val="BCBEC4"/>
+        </w:rPr>
+        <w:t>E</w:t>
+      </w:r>
+      <w:r>
+        <w:rPr>
+          <w:color w:val="BCBEC4"/>
+          <w:lang w:val="uk-UA"/>
+        </w:rPr>
+        <w:t xml:space="preserve"> @ </w:t>
+      </w:r>
+      <w:r>
+        <w:rPr>
+          <w:color w:val="BCBEC4"/>
+        </w:rPr>
+        <w:t>p</w:t>
+      </w:r>
+      <w:r>
+        <w:rPr>
+          <w:color w:val="BCBEC4"/>
+          <w:lang w:val="uk-UA"/>
+        </w:rPr>
+        <w:t xml:space="preserve">  </w:t>
+      </w:r>
+      <w:r>
+        <w:rPr>
+          <w:color w:val="7A7E85"/>
+          <w:lang w:val="uk-UA"/>
+        </w:rPr>
+        <w:t># добуток матриці на вектор ймовірностей</w:t>
+      </w:r>
+      <w:r>
+        <w:rPr>
+          <w:color w:val="7A7E85"/>
+          <w:lang w:val="uk-UA"/>
+        </w:rPr>
+        <w:br/>
+      </w:r>
+      <w:r>
+        <w:rPr>
+          <w:color w:val="BCBEC4"/>
+        </w:rPr>
+        <w:t>Z</w:t>
+      </w:r>
+      <w:r>
+        <w:rPr>
+          <w:color w:val="BCBEC4"/>
+          <w:lang w:val="uk-UA"/>
+        </w:rPr>
+        <w:t>_</w:t>
+      </w:r>
+      <w:r>
+        <w:rPr>
+          <w:color w:val="BCBEC4"/>
+        </w:rPr>
+        <w:t>BL</w:t>
+      </w:r>
+      <w:r>
+        <w:rPr>
+          <w:color w:val="BCBEC4"/>
+          <w:lang w:val="uk-UA"/>
+        </w:rPr>
+        <w:t xml:space="preserve"> = </w:t>
+      </w:r>
+      <w:proofErr w:type="spellStart"/>
+      <w:r>
+        <w:rPr>
+          <w:color w:val="BCBEC4"/>
+        </w:rPr>
+        <w:t>np</w:t>
+      </w:r>
+      <w:proofErr w:type="spellEnd"/>
+      <w:r>
+        <w:rPr>
+          <w:color w:val="BCBEC4"/>
+          <w:lang w:val="uk-UA"/>
+        </w:rPr>
+        <w:t>.</w:t>
+      </w:r>
+      <w:proofErr w:type="spellStart"/>
+      <w:r>
+        <w:rPr>
+          <w:color w:val="BCBEC4"/>
+        </w:rPr>
+        <w:t>max</w:t>
+      </w:r>
+      <w:proofErr w:type="spellEnd"/>
+      <w:r>
+        <w:rPr>
+          <w:color w:val="BCBEC4"/>
+          <w:lang w:val="uk-UA"/>
+        </w:rPr>
+        <w:t>(</w:t>
+      </w:r>
+      <w:proofErr w:type="spellStart"/>
+      <w:r>
+        <w:rPr>
+          <w:color w:val="BCBEC4"/>
+        </w:rPr>
+        <w:t>expected</w:t>
+      </w:r>
+      <w:proofErr w:type="spellEnd"/>
+      <w:r>
+        <w:rPr>
+          <w:color w:val="BCBEC4"/>
+          <w:lang w:val="uk-UA"/>
+        </w:rPr>
+        <w:t>_</w:t>
+      </w:r>
+      <w:proofErr w:type="spellStart"/>
+      <w:r>
+        <w:rPr>
+          <w:color w:val="BCBEC4"/>
+        </w:rPr>
+        <w:t>values</w:t>
+      </w:r>
+      <w:proofErr w:type="spellEnd"/>
+      <w:r>
+        <w:rPr>
+          <w:color w:val="BCBEC4"/>
+          <w:lang w:val="uk-UA"/>
+        </w:rPr>
+        <w:t>)</w:t>
+      </w:r>
+      <w:r>
+        <w:rPr>
+          <w:color w:val="BCBEC4"/>
+          <w:lang w:val="uk-UA"/>
+        </w:rPr>
+        <w:br/>
+      </w:r>
+      <w:proofErr w:type="spellStart"/>
+      <w:r>
+        <w:rPr>
+          <w:color w:val="BCBEC4"/>
+        </w:rPr>
+        <w:t>E</w:t>
+      </w:r>
+      <w:proofErr w:type="spellEnd"/>
+      <w:r>
+        <w:rPr>
+          <w:color w:val="BCBEC4"/>
+          <w:lang w:val="uk-UA"/>
+        </w:rPr>
+        <w:t>_</w:t>
+      </w:r>
+      <w:proofErr w:type="spellStart"/>
+      <w:r>
+        <w:rPr>
+          <w:color w:val="BCBEC4"/>
+        </w:rPr>
+        <w:t>BL</w:t>
+      </w:r>
+      <w:proofErr w:type="spellEnd"/>
+      <w:r>
+        <w:rPr>
+          <w:color w:val="BCBEC4"/>
+          <w:lang w:val="uk-UA"/>
+        </w:rPr>
+        <w:t>_</w:t>
+      </w:r>
+      <w:proofErr w:type="spellStart"/>
+      <w:r>
+        <w:rPr>
+          <w:color w:val="BCBEC4"/>
+        </w:rPr>
+        <w:t>index</w:t>
+      </w:r>
+      <w:proofErr w:type="spellEnd"/>
+      <w:r>
+        <w:rPr>
+          <w:color w:val="BCBEC4"/>
+          <w:lang w:val="uk-UA"/>
+        </w:rPr>
+        <w:t xml:space="preserve"> = </w:t>
+      </w:r>
+      <w:proofErr w:type="spellStart"/>
+      <w:r>
+        <w:rPr>
+          <w:color w:val="BCBEC4"/>
+        </w:rPr>
+        <w:t>np</w:t>
+      </w:r>
+      <w:proofErr w:type="spellEnd"/>
+      <w:r>
+        <w:rPr>
+          <w:color w:val="BCBEC4"/>
+          <w:lang w:val="uk-UA"/>
+        </w:rPr>
+        <w:t>.</w:t>
+      </w:r>
+      <w:proofErr w:type="spellStart"/>
+      <w:r>
+        <w:rPr>
+          <w:color w:val="BCBEC4"/>
+        </w:rPr>
+        <w:t>argmax</w:t>
+      </w:r>
+      <w:proofErr w:type="spellEnd"/>
+      <w:r>
+        <w:rPr>
+          <w:color w:val="BCBEC4"/>
+          <w:lang w:val="uk-UA"/>
+        </w:rPr>
+        <w:t>(</w:t>
+      </w:r>
+      <w:proofErr w:type="spellStart"/>
+      <w:r>
+        <w:rPr>
+          <w:color w:val="BCBEC4"/>
+        </w:rPr>
+        <w:t>expected</w:t>
+      </w:r>
+      <w:proofErr w:type="spellEnd"/>
+      <w:r>
+        <w:rPr>
+          <w:color w:val="BCBEC4"/>
+          <w:lang w:val="uk-UA"/>
+        </w:rPr>
+        <w:t>_</w:t>
+      </w:r>
+      <w:proofErr w:type="spellStart"/>
+      <w:r>
+        <w:rPr>
+          <w:color w:val="BCBEC4"/>
+        </w:rPr>
+        <w:t>values</w:t>
+      </w:r>
+      <w:proofErr w:type="spellEnd"/>
+      <w:r>
+        <w:rPr>
+          <w:color w:val="BCBEC4"/>
+          <w:lang w:val="uk-UA"/>
+        </w:rPr>
+        <w:t xml:space="preserve">) + </w:t>
+      </w:r>
+      <w:r>
+        <w:rPr>
+          <w:color w:val="2AACB8"/>
+          <w:lang w:val="uk-UA"/>
+        </w:rPr>
+        <w:t>1</w:t>
+      </w:r>
+      <w:r>
+        <w:rPr>
+          <w:color w:val="2AACB8"/>
+          <w:lang w:val="uk-UA"/>
+        </w:rPr>
+        <w:br/>
+      </w:r>
+      <w:proofErr w:type="spellStart"/>
+      <w:r>
+        <w:rPr>
+          <w:color w:val="8888C6"/>
+        </w:rPr>
+        <w:t>print</w:t>
+      </w:r>
+      <w:proofErr w:type="spellEnd"/>
+      <w:r>
+        <w:rPr>
+          <w:color w:val="BCBEC4"/>
+          <w:lang w:val="uk-UA"/>
+        </w:rPr>
+        <w:t>(</w:t>
+      </w:r>
+      <w:proofErr w:type="spellStart"/>
+      <w:r>
+        <w:rPr>
+          <w:color w:val="6AAB73"/>
+        </w:rPr>
+        <w:t>f</w:t>
+      </w:r>
+      <w:proofErr w:type="spellEnd"/>
+      <w:r>
+        <w:rPr>
+          <w:color w:val="6AAB73"/>
+          <w:lang w:val="uk-UA"/>
+        </w:rPr>
+        <w:t xml:space="preserve">"Байєса–Лапласа: </w:t>
+      </w:r>
+      <w:r>
+        <w:rPr>
+          <w:color w:val="6AAB73"/>
+        </w:rPr>
+        <w:t>ZBL</w:t>
+      </w:r>
+      <w:r>
+        <w:rPr>
+          <w:color w:val="6AAB73"/>
+          <w:lang w:val="uk-UA"/>
+        </w:rPr>
+        <w:t xml:space="preserve"> = </w:t>
+      </w:r>
+      <w:r>
+        <w:rPr>
+          <w:color w:val="CF8E6D"/>
+          <w:lang w:val="uk-UA"/>
+        </w:rPr>
+        <w:t>{</w:t>
+      </w:r>
+      <w:r>
+        <w:rPr>
+          <w:color w:val="BCBEC4"/>
+        </w:rPr>
+        <w:t>Z</w:t>
+      </w:r>
+      <w:r>
+        <w:rPr>
+          <w:color w:val="BCBEC4"/>
+          <w:lang w:val="uk-UA"/>
+        </w:rPr>
+        <w:t>_</w:t>
+      </w:r>
+      <w:r>
+        <w:rPr>
+          <w:color w:val="BCBEC4"/>
+        </w:rPr>
+        <w:t>BL</w:t>
+      </w:r>
+      <w:r>
+        <w:rPr>
+          <w:color w:val="CF8E6D"/>
+          <w:lang w:val="uk-UA"/>
+        </w:rPr>
+        <w:t>:</w:t>
+      </w:r>
+      <w:r>
+        <w:rPr>
+          <w:color w:val="6AAB73"/>
+          <w:lang w:val="uk-UA"/>
+        </w:rPr>
+        <w:t>.3</w:t>
+      </w:r>
+      <w:r>
+        <w:rPr>
+          <w:color w:val="6AAB73"/>
+        </w:rPr>
+        <w:t>f</w:t>
+      </w:r>
+      <w:r>
+        <w:rPr>
+          <w:color w:val="CF8E6D"/>
+          <w:lang w:val="uk-UA"/>
+        </w:rPr>
+        <w:t>}</w:t>
+      </w:r>
+      <w:r>
+        <w:rPr>
+          <w:color w:val="6AAB73"/>
+          <w:lang w:val="uk-UA"/>
+        </w:rPr>
+        <w:t xml:space="preserve">, оптимальний варіант </w:t>
+      </w:r>
+      <w:r>
+        <w:rPr>
+          <w:color w:val="6AAB73"/>
+        </w:rPr>
+        <w:t>E</w:t>
+      </w:r>
+      <w:r>
+        <w:rPr>
+          <w:color w:val="CF8E6D"/>
+          <w:lang w:val="uk-UA"/>
+        </w:rPr>
+        <w:t>{</w:t>
+      </w:r>
+      <w:proofErr w:type="spellStart"/>
+      <w:r>
+        <w:rPr>
+          <w:color w:val="BCBEC4"/>
+        </w:rPr>
+        <w:t>E</w:t>
+      </w:r>
+      <w:proofErr w:type="spellEnd"/>
+      <w:r>
+        <w:rPr>
+          <w:color w:val="BCBEC4"/>
+          <w:lang w:val="uk-UA"/>
+        </w:rPr>
+        <w:t>_</w:t>
+      </w:r>
+      <w:proofErr w:type="spellStart"/>
+      <w:r>
+        <w:rPr>
+          <w:color w:val="BCBEC4"/>
+        </w:rPr>
+        <w:t>BL</w:t>
+      </w:r>
+      <w:proofErr w:type="spellEnd"/>
+      <w:r>
+        <w:rPr>
+          <w:color w:val="BCBEC4"/>
+          <w:lang w:val="uk-UA"/>
+        </w:rPr>
+        <w:t>_</w:t>
+      </w:r>
+      <w:proofErr w:type="spellStart"/>
+      <w:r>
+        <w:rPr>
+          <w:color w:val="BCBEC4"/>
+        </w:rPr>
+        <w:t>index</w:t>
+      </w:r>
+      <w:proofErr w:type="spellEnd"/>
+      <w:r>
+        <w:rPr>
+          <w:color w:val="CF8E6D"/>
+          <w:lang w:val="uk-UA"/>
+        </w:rPr>
+        <w:t>}</w:t>
+      </w:r>
+      <w:r>
+        <w:rPr>
+          <w:color w:val="6AAB73"/>
+          <w:lang w:val="uk-UA"/>
+        </w:rPr>
+        <w:t>"</w:t>
+      </w:r>
+      <w:r>
+        <w:rPr>
+          <w:color w:val="BCBEC4"/>
+          <w:lang w:val="uk-UA"/>
+        </w:rPr>
+        <w:t>)</w:t>
+      </w:r>
+      <w:r>
+        <w:rPr>
+          <w:color w:val="BCBEC4"/>
+          <w:lang w:val="uk-UA"/>
+        </w:rPr>
+        <w:br/>
+      </w:r>
+      <w:r>
+        <w:rPr>
+          <w:color w:val="BCBEC4"/>
+          <w:lang w:val="uk-UA"/>
+        </w:rPr>
+        <w:br/>
+      </w:r>
+      <w:r>
+        <w:rPr>
+          <w:color w:val="7A7E85"/>
+          <w:lang w:val="uk-UA"/>
+        </w:rPr>
+        <w:t># Критерій Севіджа</w:t>
+      </w:r>
+      <w:r>
+        <w:rPr>
+          <w:color w:val="7A7E85"/>
+          <w:lang w:val="uk-UA"/>
+        </w:rPr>
+        <w:br/>
+        <w:t># Будуємо матрицю жалю (ризику)</w:t>
+      </w:r>
+      <w:r>
+        <w:rPr>
+          <w:color w:val="7A7E85"/>
+          <w:lang w:val="uk-UA"/>
+        </w:rPr>
+        <w:br/>
+      </w:r>
+      <w:proofErr w:type="spellStart"/>
+      <w:r>
+        <w:rPr>
+          <w:color w:val="BCBEC4"/>
+        </w:rPr>
+        <w:t>max</w:t>
+      </w:r>
+      <w:proofErr w:type="spellEnd"/>
+      <w:r>
+        <w:rPr>
+          <w:color w:val="BCBEC4"/>
+          <w:lang w:val="uk-UA"/>
+        </w:rPr>
+        <w:t>_</w:t>
+      </w:r>
+      <w:proofErr w:type="spellStart"/>
+      <w:r>
+        <w:rPr>
+          <w:color w:val="BCBEC4"/>
+        </w:rPr>
+        <w:t>in</w:t>
+      </w:r>
+      <w:proofErr w:type="spellEnd"/>
+      <w:r>
+        <w:rPr>
+          <w:color w:val="BCBEC4"/>
+          <w:lang w:val="uk-UA"/>
+        </w:rPr>
+        <w:t>_</w:t>
+      </w:r>
+      <w:proofErr w:type="spellStart"/>
+      <w:r>
+        <w:rPr>
+          <w:color w:val="BCBEC4"/>
+        </w:rPr>
+        <w:t>columns</w:t>
+      </w:r>
+      <w:proofErr w:type="spellEnd"/>
+      <w:r>
+        <w:rPr>
+          <w:color w:val="BCBEC4"/>
+          <w:lang w:val="uk-UA"/>
+        </w:rPr>
+        <w:t xml:space="preserve"> = </w:t>
+      </w:r>
+      <w:proofErr w:type="spellStart"/>
+      <w:r>
+        <w:rPr>
+          <w:color w:val="BCBEC4"/>
+        </w:rPr>
+        <w:t>np</w:t>
+      </w:r>
+      <w:proofErr w:type="spellEnd"/>
+      <w:r>
+        <w:rPr>
+          <w:color w:val="BCBEC4"/>
+          <w:lang w:val="uk-UA"/>
+        </w:rPr>
+        <w:t>.</w:t>
+      </w:r>
+      <w:proofErr w:type="spellStart"/>
+      <w:r>
+        <w:rPr>
+          <w:color w:val="BCBEC4"/>
+        </w:rPr>
+        <w:t>max</w:t>
+      </w:r>
+      <w:proofErr w:type="spellEnd"/>
+      <w:r>
+        <w:rPr>
+          <w:color w:val="BCBEC4"/>
+          <w:lang w:val="uk-UA"/>
+        </w:rPr>
+        <w:t>(</w:t>
+      </w:r>
+      <w:r>
+        <w:rPr>
+          <w:color w:val="BCBEC4"/>
+        </w:rPr>
+        <w:t>E</w:t>
+      </w:r>
+      <w:r>
+        <w:rPr>
+          <w:color w:val="BCBEC4"/>
+          <w:lang w:val="uk-UA"/>
         </w:rPr>
         <w:t xml:space="preserve">, </w:t>
       </w:r>
+      <w:proofErr w:type="spellStart"/>
+      <w:r>
+        <w:rPr>
+          <w:color w:val="AA4926"/>
+        </w:rPr>
+        <w:t>axis</w:t>
+      </w:r>
+      <w:proofErr w:type="spellEnd"/>
+      <w:r>
+        <w:rPr>
+          <w:color w:val="BCBEC4"/>
+          <w:lang w:val="uk-UA"/>
+        </w:rPr>
+        <w:t>=</w:t>
+      </w:r>
       <w:r>
         <w:rPr>
           <w:color w:val="2AACB8"/>
-        </w:rPr>
-        <w:t>0.01</w:t>
-      </w:r>
-      <w:r>
-        <w:rPr>
-          <w:color w:val="BCBEC4"/>
-        </w:rPr>
-        <w:t xml:space="preserve">, </w:t>
-      </w:r>
-      <w:r>
-        <w:rPr>
-          <w:color w:val="2AACB8"/>
-        </w:rPr>
-        <w:t>0.05</w:t>
-      </w:r>
-      <w:r>
-        <w:rPr>
-          <w:color w:val="BCBEC4"/>
-        </w:rPr>
-        <w:t xml:space="preserve">, </w:t>
-      </w:r>
-      <w:r>
-        <w:rPr>
-          <w:color w:val="2AACB8"/>
-        </w:rPr>
-        <w:t>0.05</w:t>
-      </w:r>
-      <w:r>
-        <w:rPr>
-          <w:color w:val="BCBEC4"/>
-        </w:rPr>
-        <w:t xml:space="preserve">, </w:t>
-      </w:r>
-      <w:r>
-        <w:rPr>
-          <w:color w:val="2AACB8"/>
-        </w:rPr>
-        <w:t>0.35</w:t>
-      </w:r>
-      <w:r>
-        <w:rPr>
-          <w:color w:val="BCBEC4"/>
-        </w:rPr>
-        <w:t xml:space="preserve">, </w:t>
-      </w:r>
-      <w:r>
-        <w:rPr>
-          <w:color w:val="2AACB8"/>
-        </w:rPr>
-        <w:t>0.25</w:t>
-      </w:r>
-      <w:r>
-        <w:rPr>
-          <w:color w:val="BCBEC4"/>
-        </w:rPr>
-        <w:t xml:space="preserve">, </w:t>
-      </w:r>
-      <w:r>
-        <w:rPr>
-          <w:color w:val="2AACB8"/>
-        </w:rPr>
-        <w:t>0.10</w:t>
-      </w:r>
-      <w:r>
-        <w:rPr>
-          <w:color w:val="BCBEC4"/>
-        </w:rPr>
-        <w:t xml:space="preserve">, </w:t>
-      </w:r>
-      <w:r>
-        <w:rPr>
-          <w:color w:val="2AACB8"/>
-        </w:rPr>
-        <w:t>0.18</w:t>
-      </w:r>
-      <w:r>
-        <w:rPr>
-          <w:color w:val="BCBEC4"/>
-        </w:rPr>
-        <w:t>])</w:t>
-      </w:r>
-      <w:r>
-        <w:rPr>
-          <w:color w:val="BCBEC4"/>
+          <w:lang w:val="uk-UA"/>
+        </w:rPr>
+        <w:t>0</w:t>
+      </w:r>
+      <w:r>
+        <w:rPr>
+          <w:color w:val="BCBEC4"/>
+          <w:lang w:val="uk-UA"/>
+        </w:rPr>
+        <w:t>)</w:t>
+      </w:r>
+      <w:r>
+        <w:rPr>
+          <w:color w:val="BCBEC4"/>
+          <w:lang w:val="uk-UA"/>
         </w:rPr>
         <w:br/>
       </w:r>
@@ -2527,1131 +3963,84 @@
         <w:rPr>
           <w:color w:val="BCBEC4"/>
         </w:rPr>
-        <w:br/>
+        <w:t>A</w:t>
+      </w:r>
+      <w:r>
+        <w:rPr>
+          <w:color w:val="BCBEC4"/>
+          <w:lang w:val="uk-UA"/>
+        </w:rPr>
+        <w:t xml:space="preserve"> = </w:t>
+      </w:r>
+      <w:proofErr w:type="spellStart"/>
+      <w:r>
+        <w:rPr>
+          <w:color w:val="BCBEC4"/>
+        </w:rPr>
+        <w:t>max</w:t>
+      </w:r>
+      <w:proofErr w:type="spellEnd"/>
+      <w:r>
+        <w:rPr>
+          <w:color w:val="BCBEC4"/>
+          <w:lang w:val="uk-UA"/>
+        </w:rPr>
+        <w:t>_</w:t>
+      </w:r>
+      <w:proofErr w:type="spellStart"/>
+      <w:r>
+        <w:rPr>
+          <w:color w:val="BCBEC4"/>
+        </w:rPr>
+        <w:t>in</w:t>
+      </w:r>
+      <w:proofErr w:type="spellEnd"/>
+      <w:r>
+        <w:rPr>
+          <w:color w:val="BCBEC4"/>
+          <w:lang w:val="uk-UA"/>
+        </w:rPr>
+        <w:t>_</w:t>
+      </w:r>
+      <w:proofErr w:type="spellStart"/>
+      <w:r>
+        <w:rPr>
+          <w:color w:val="BCBEC4"/>
+        </w:rPr>
+        <w:t>columns</w:t>
+      </w:r>
+      <w:proofErr w:type="spellEnd"/>
+      <w:r>
+        <w:rPr>
+          <w:color w:val="BCBEC4"/>
+          <w:lang w:val="uk-UA"/>
+        </w:rPr>
+        <w:t xml:space="preserve"> - </w:t>
+      </w:r>
+      <w:r>
+        <w:rPr>
+          <w:color w:val="BCBEC4"/>
+        </w:rPr>
+        <w:t>E</w:t>
+      </w:r>
+      <w:r>
+        <w:rPr>
+          <w:color w:val="BCBEC4"/>
+          <w:lang w:val="uk-UA"/>
+        </w:rPr>
+        <w:t xml:space="preserve">  </w:t>
       </w:r>
       <w:r>
         <w:rPr>
           <w:color w:val="7A7E85"/>
-        </w:rPr>
-        <w:t xml:space="preserve"># </w:t>
-      </w:r>
-      <w:proofErr w:type="spellStart"/>
+          <w:lang w:val="uk-UA"/>
+        </w:rPr>
+        <w:t># різниця від максимуму у кожному стовпці</w:t>
+      </w:r>
       <w:r>
         <w:rPr>
           <w:color w:val="7A7E85"/>
-        </w:rPr>
-        <w:t>Мінімаксний</w:t>
-      </w:r>
-      <w:proofErr w:type="spellEnd"/>
-      <w:r>
-        <w:rPr>
-          <w:color w:val="7A7E85"/>
-        </w:rPr>
-        <w:t xml:space="preserve"> </w:t>
-      </w:r>
-      <w:proofErr w:type="spellStart"/>
-      <w:r>
-        <w:rPr>
-          <w:color w:val="7A7E85"/>
-        </w:rPr>
-        <w:t>критерій</w:t>
-      </w:r>
-      <w:proofErr w:type="spellEnd"/>
-      <w:r>
-        <w:rPr>
-          <w:color w:val="7A7E85"/>
-        </w:rPr>
-        <w:t xml:space="preserve"> (</w:t>
-      </w:r>
-      <w:proofErr w:type="spellStart"/>
-      <w:r>
-        <w:rPr>
-          <w:color w:val="7A7E85"/>
-        </w:rPr>
-        <w:t>максимізація</w:t>
-      </w:r>
-      <w:proofErr w:type="spellEnd"/>
-      <w:r>
-        <w:rPr>
-          <w:color w:val="7A7E85"/>
-        </w:rPr>
-        <w:t xml:space="preserve"> </w:t>
-      </w:r>
-      <w:proofErr w:type="spellStart"/>
-      <w:r>
-        <w:rPr>
-          <w:color w:val="7A7E85"/>
-        </w:rPr>
-        <w:t>прибутку</w:t>
-      </w:r>
-      <w:proofErr w:type="spellEnd"/>
-      <w:r>
-        <w:rPr>
-          <w:color w:val="7A7E85"/>
-        </w:rPr>
-        <w:t>)</w:t>
-      </w:r>
-      <w:r>
-        <w:rPr>
-          <w:color w:val="7A7E85"/>
-        </w:rPr>
-        <w:br/>
-        <w:t xml:space="preserve"># </w:t>
-      </w:r>
-      <w:proofErr w:type="spellStart"/>
-      <w:r>
-        <w:rPr>
-          <w:color w:val="7A7E85"/>
-        </w:rPr>
-        <w:t>Беремо</w:t>
-      </w:r>
-      <w:proofErr w:type="spellEnd"/>
-      <w:r>
-        <w:rPr>
-          <w:color w:val="7A7E85"/>
-        </w:rPr>
-        <w:t xml:space="preserve"> </w:t>
-      </w:r>
-      <w:proofErr w:type="spellStart"/>
-      <w:r>
-        <w:rPr>
-          <w:color w:val="7A7E85"/>
-        </w:rPr>
-        <w:t>мінімальні</w:t>
-      </w:r>
-      <w:proofErr w:type="spellEnd"/>
-      <w:r>
-        <w:rPr>
-          <w:color w:val="7A7E85"/>
-        </w:rPr>
-        <w:t xml:space="preserve"> </w:t>
-      </w:r>
-      <w:proofErr w:type="spellStart"/>
-      <w:r>
-        <w:rPr>
-          <w:color w:val="7A7E85"/>
-        </w:rPr>
-        <w:t>значення</w:t>
-      </w:r>
-      <w:proofErr w:type="spellEnd"/>
-      <w:r>
-        <w:rPr>
-          <w:color w:val="7A7E85"/>
-        </w:rPr>
-        <w:t xml:space="preserve"> по рядках</w:t>
-      </w:r>
-      <w:r>
-        <w:rPr>
-          <w:color w:val="7A7E85"/>
-        </w:rPr>
-        <w:br/>
-      </w:r>
-      <w:proofErr w:type="spellStart"/>
-      <w:r>
-        <w:rPr>
-          <w:color w:val="BCBEC4"/>
-        </w:rPr>
-        <w:t>min_in_rows</w:t>
-      </w:r>
-      <w:proofErr w:type="spellEnd"/>
-      <w:r>
-        <w:rPr>
-          <w:color w:val="BCBEC4"/>
-        </w:rPr>
-        <w:t xml:space="preserve"> = </w:t>
-      </w:r>
-      <w:proofErr w:type="spellStart"/>
-      <w:r>
-        <w:rPr>
-          <w:color w:val="BCBEC4"/>
-        </w:rPr>
-        <w:t>np.min</w:t>
-      </w:r>
-      <w:proofErr w:type="spellEnd"/>
-      <w:r>
-        <w:rPr>
-          <w:color w:val="BCBEC4"/>
-        </w:rPr>
-        <w:t xml:space="preserve">(E, </w:t>
-      </w:r>
-      <w:proofErr w:type="spellStart"/>
-      <w:r>
-        <w:rPr>
-          <w:color w:val="AA4926"/>
-        </w:rPr>
-        <w:t>axis</w:t>
-      </w:r>
-      <w:proofErr w:type="spellEnd"/>
-      <w:r>
-        <w:rPr>
-          <w:color w:val="BCBEC4"/>
-        </w:rPr>
-        <w:t>=</w:t>
-      </w:r>
-      <w:r>
-        <w:rPr>
-          <w:color w:val="2AACB8"/>
-        </w:rPr>
-        <w:t>1</w:t>
-      </w:r>
-      <w:r>
-        <w:rPr>
-          <w:color w:val="BCBEC4"/>
-        </w:rPr>
-        <w:t>)</w:t>
-      </w:r>
-      <w:r>
-        <w:rPr>
-          <w:color w:val="BCBEC4"/>
-        </w:rPr>
-        <w:br/>
-      </w:r>
-      <w:r>
-        <w:rPr>
-          <w:color w:val="7A7E85"/>
-        </w:rPr>
-        <w:t xml:space="preserve"># </w:t>
-      </w:r>
-      <w:proofErr w:type="spellStart"/>
-      <w:r>
-        <w:rPr>
-          <w:color w:val="7A7E85"/>
-        </w:rPr>
-        <w:t>Обираємо</w:t>
-      </w:r>
-      <w:proofErr w:type="spellEnd"/>
-      <w:r>
-        <w:rPr>
-          <w:color w:val="7A7E85"/>
-        </w:rPr>
-        <w:t xml:space="preserve"> максимум </w:t>
-      </w:r>
-      <w:proofErr w:type="spellStart"/>
-      <w:r>
-        <w:rPr>
-          <w:color w:val="7A7E85"/>
-        </w:rPr>
-        <w:t>серед</w:t>
-      </w:r>
-      <w:proofErr w:type="spellEnd"/>
-      <w:r>
-        <w:rPr>
-          <w:color w:val="7A7E85"/>
-        </w:rPr>
-        <w:t xml:space="preserve"> </w:t>
-      </w:r>
-      <w:proofErr w:type="spellStart"/>
-      <w:r>
-        <w:rPr>
-          <w:color w:val="7A7E85"/>
-        </w:rPr>
-        <w:t>цих</w:t>
-      </w:r>
-      <w:proofErr w:type="spellEnd"/>
-      <w:r>
-        <w:rPr>
-          <w:color w:val="7A7E85"/>
-        </w:rPr>
-        <w:t xml:space="preserve"> </w:t>
-      </w:r>
-      <w:proofErr w:type="spellStart"/>
-      <w:r>
-        <w:rPr>
-          <w:color w:val="7A7E85"/>
-        </w:rPr>
-        <w:t>мінімумів</w:t>
-      </w:r>
-      <w:proofErr w:type="spellEnd"/>
-      <w:r>
-        <w:rPr>
-          <w:color w:val="7A7E85"/>
-        </w:rPr>
-        <w:br/>
-      </w:r>
-      <w:r>
-        <w:rPr>
-          <w:color w:val="BCBEC4"/>
-        </w:rPr>
-        <w:t xml:space="preserve">Z_MM = </w:t>
-      </w:r>
-      <w:proofErr w:type="spellStart"/>
-      <w:r>
-        <w:rPr>
-          <w:color w:val="BCBEC4"/>
-        </w:rPr>
-        <w:t>np.max</w:t>
-      </w:r>
-      <w:proofErr w:type="spellEnd"/>
-      <w:r>
-        <w:rPr>
-          <w:color w:val="BCBEC4"/>
-        </w:rPr>
-        <w:t>(</w:t>
-      </w:r>
-      <w:proofErr w:type="spellStart"/>
-      <w:r>
-        <w:rPr>
-          <w:color w:val="BCBEC4"/>
-        </w:rPr>
-        <w:t>min_in_rows</w:t>
-      </w:r>
-      <w:proofErr w:type="spellEnd"/>
-      <w:r>
-        <w:rPr>
-          <w:color w:val="BCBEC4"/>
-        </w:rPr>
-        <w:t>)</w:t>
-      </w:r>
-      <w:r>
-        <w:rPr>
-          <w:color w:val="BCBEC4"/>
-        </w:rPr>
-        <w:br/>
-      </w:r>
-      <w:proofErr w:type="spellStart"/>
-      <w:r>
-        <w:rPr>
-          <w:color w:val="BCBEC4"/>
-        </w:rPr>
-        <w:t>E_MM_index</w:t>
-      </w:r>
-      <w:proofErr w:type="spellEnd"/>
-      <w:r>
-        <w:rPr>
-          <w:color w:val="BCBEC4"/>
-        </w:rPr>
-        <w:t xml:space="preserve"> = </w:t>
-      </w:r>
-      <w:proofErr w:type="spellStart"/>
-      <w:r>
-        <w:rPr>
-          <w:color w:val="BCBEC4"/>
-        </w:rPr>
-        <w:t>np.argmax</w:t>
-      </w:r>
-      <w:proofErr w:type="spellEnd"/>
-      <w:r>
-        <w:rPr>
-          <w:color w:val="BCBEC4"/>
-        </w:rPr>
-        <w:t>(</w:t>
-      </w:r>
-      <w:proofErr w:type="spellStart"/>
-      <w:r>
-        <w:rPr>
-          <w:color w:val="BCBEC4"/>
-        </w:rPr>
-        <w:t>min_in_rows</w:t>
-      </w:r>
-      <w:proofErr w:type="spellEnd"/>
-      <w:r>
-        <w:rPr>
-          <w:color w:val="BCBEC4"/>
-        </w:rPr>
-        <w:t xml:space="preserve">) + </w:t>
-      </w:r>
-      <w:r>
-        <w:rPr>
-          <w:color w:val="2AACB8"/>
-        </w:rPr>
-        <w:t xml:space="preserve">1  </w:t>
-      </w:r>
-      <w:r>
-        <w:rPr>
-          <w:color w:val="7A7E85"/>
-        </w:rPr>
-        <w:t xml:space="preserve"># +1, </w:t>
-      </w:r>
-      <w:proofErr w:type="spellStart"/>
-      <w:r>
-        <w:rPr>
-          <w:color w:val="7A7E85"/>
-        </w:rPr>
-        <w:t>щоб</w:t>
-      </w:r>
-      <w:proofErr w:type="spellEnd"/>
-      <w:r>
-        <w:rPr>
-          <w:color w:val="7A7E85"/>
-        </w:rPr>
-        <w:t xml:space="preserve"> </w:t>
-      </w:r>
-      <w:proofErr w:type="spellStart"/>
-      <w:r>
-        <w:rPr>
-          <w:color w:val="7A7E85"/>
-        </w:rPr>
-        <w:t>варіант</w:t>
-      </w:r>
-      <w:proofErr w:type="spellEnd"/>
-      <w:r>
-        <w:rPr>
-          <w:color w:val="7A7E85"/>
-        </w:rPr>
-        <w:t xml:space="preserve"> </w:t>
-      </w:r>
-      <w:proofErr w:type="spellStart"/>
-      <w:r>
-        <w:rPr>
-          <w:color w:val="7A7E85"/>
-        </w:rPr>
-        <w:t>рахувався</w:t>
-      </w:r>
-      <w:proofErr w:type="spellEnd"/>
-      <w:r>
-        <w:rPr>
-          <w:color w:val="7A7E85"/>
-        </w:rPr>
-        <w:t xml:space="preserve"> з 1</w:t>
-      </w:r>
-      <w:r>
-        <w:rPr>
-          <w:color w:val="7A7E85"/>
-        </w:rPr>
-        <w:br/>
-      </w:r>
-      <w:proofErr w:type="spellStart"/>
-      <w:r>
-        <w:rPr>
-          <w:color w:val="8888C6"/>
-        </w:rPr>
-        <w:t>print</w:t>
-      </w:r>
-      <w:proofErr w:type="spellEnd"/>
-      <w:r>
-        <w:rPr>
-          <w:color w:val="BCBEC4"/>
-        </w:rPr>
-        <w:t>(</w:t>
-      </w:r>
-      <w:proofErr w:type="spellStart"/>
-      <w:r>
-        <w:rPr>
-          <w:color w:val="6AAB73"/>
-        </w:rPr>
-        <w:t>f"Мінімаксний</w:t>
-      </w:r>
-      <w:proofErr w:type="spellEnd"/>
-      <w:r>
-        <w:rPr>
-          <w:color w:val="6AAB73"/>
-        </w:rPr>
-        <w:t xml:space="preserve"> </w:t>
-      </w:r>
-      <w:proofErr w:type="spellStart"/>
-      <w:r>
-        <w:rPr>
-          <w:color w:val="6AAB73"/>
-        </w:rPr>
-        <w:t>критерій</w:t>
-      </w:r>
-      <w:proofErr w:type="spellEnd"/>
-      <w:r>
-        <w:rPr>
-          <w:color w:val="6AAB73"/>
-        </w:rPr>
-        <w:t xml:space="preserve">: ZMM = </w:t>
-      </w:r>
-      <w:r>
-        <w:rPr>
-          <w:color w:val="CF8E6D"/>
-        </w:rPr>
-        <w:t>{</w:t>
-      </w:r>
-      <w:r>
-        <w:rPr>
-          <w:color w:val="BCBEC4"/>
-        </w:rPr>
-        <w:t>Z_MM</w:t>
-      </w:r>
-      <w:r>
-        <w:rPr>
-          <w:color w:val="CF8E6D"/>
-        </w:rPr>
-        <w:t>:</w:t>
-      </w:r>
-      <w:r>
-        <w:rPr>
-          <w:color w:val="6AAB73"/>
-        </w:rPr>
-        <w:t>.3f</w:t>
-      </w:r>
-      <w:r>
-        <w:rPr>
-          <w:color w:val="CF8E6D"/>
-        </w:rPr>
-        <w:t>}</w:t>
-      </w:r>
-      <w:r>
-        <w:rPr>
-          <w:color w:val="6AAB73"/>
-        </w:rPr>
-        <w:t xml:space="preserve">, </w:t>
-      </w:r>
-      <w:proofErr w:type="spellStart"/>
-      <w:r>
-        <w:rPr>
-          <w:color w:val="6AAB73"/>
-        </w:rPr>
-        <w:t>оптимальний</w:t>
-      </w:r>
-      <w:proofErr w:type="spellEnd"/>
-      <w:r>
-        <w:rPr>
-          <w:color w:val="6AAB73"/>
-        </w:rPr>
-        <w:t xml:space="preserve"> </w:t>
-      </w:r>
-      <w:proofErr w:type="spellStart"/>
-      <w:r>
-        <w:rPr>
-          <w:color w:val="6AAB73"/>
-        </w:rPr>
-        <w:t>варіант</w:t>
-      </w:r>
-      <w:proofErr w:type="spellEnd"/>
-      <w:r>
-        <w:rPr>
-          <w:color w:val="6AAB73"/>
-        </w:rPr>
-        <w:t xml:space="preserve"> E</w:t>
-      </w:r>
-      <w:r>
-        <w:rPr>
-          <w:color w:val="CF8E6D"/>
-        </w:rPr>
-        <w:t>{</w:t>
-      </w:r>
-      <w:proofErr w:type="spellStart"/>
-      <w:r>
-        <w:rPr>
-          <w:color w:val="BCBEC4"/>
-        </w:rPr>
-        <w:t>E_MM_index</w:t>
-      </w:r>
-      <w:proofErr w:type="spellEnd"/>
-      <w:r>
-        <w:rPr>
-          <w:color w:val="CF8E6D"/>
-        </w:rPr>
-        <w:t>}</w:t>
-      </w:r>
-      <w:r>
-        <w:rPr>
-          <w:color w:val="6AAB73"/>
-        </w:rPr>
-        <w:t>"</w:t>
-      </w:r>
-      <w:r>
-        <w:rPr>
-          <w:color w:val="BCBEC4"/>
-        </w:rPr>
-        <w:t>)</w:t>
-      </w:r>
-      <w:r>
-        <w:rPr>
-          <w:color w:val="BCBEC4"/>
-        </w:rPr>
-        <w:br/>
-      </w:r>
-      <w:r>
-        <w:rPr>
-          <w:color w:val="BCBEC4"/>
-        </w:rPr>
-        <w:br/>
-      </w:r>
-      <w:r>
-        <w:rPr>
-          <w:color w:val="7A7E85"/>
-        </w:rPr>
-        <w:t xml:space="preserve"># </w:t>
-      </w:r>
-      <w:proofErr w:type="spellStart"/>
-      <w:r>
-        <w:rPr>
-          <w:color w:val="7A7E85"/>
-        </w:rPr>
-        <w:t>Критерій</w:t>
-      </w:r>
-      <w:proofErr w:type="spellEnd"/>
-      <w:r>
-        <w:rPr>
-          <w:color w:val="7A7E85"/>
-        </w:rPr>
-        <w:t xml:space="preserve"> </w:t>
-      </w:r>
-      <w:proofErr w:type="spellStart"/>
-      <w:r>
-        <w:rPr>
-          <w:color w:val="7A7E85"/>
-        </w:rPr>
-        <w:t>Байєса</w:t>
-      </w:r>
-      <w:proofErr w:type="spellEnd"/>
-      <w:r>
-        <w:rPr>
-          <w:color w:val="7A7E85"/>
-        </w:rPr>
-        <w:t>–Лапласа</w:t>
-      </w:r>
-      <w:r>
-        <w:rPr>
-          <w:color w:val="7A7E85"/>
-        </w:rPr>
-        <w:br/>
-        <w:t xml:space="preserve"># </w:t>
-      </w:r>
-      <w:proofErr w:type="spellStart"/>
-      <w:r>
-        <w:rPr>
-          <w:color w:val="7A7E85"/>
-        </w:rPr>
-        <w:t>Обчислюємо</w:t>
-      </w:r>
-      <w:proofErr w:type="spellEnd"/>
-      <w:r>
-        <w:rPr>
-          <w:color w:val="7A7E85"/>
-        </w:rPr>
-        <w:t xml:space="preserve"> </w:t>
-      </w:r>
-      <w:proofErr w:type="spellStart"/>
-      <w:r>
-        <w:rPr>
-          <w:color w:val="7A7E85"/>
-        </w:rPr>
-        <w:t>математичне</w:t>
-      </w:r>
-      <w:proofErr w:type="spellEnd"/>
-      <w:r>
-        <w:rPr>
-          <w:color w:val="7A7E85"/>
-        </w:rPr>
-        <w:t xml:space="preserve"> </w:t>
-      </w:r>
-      <w:proofErr w:type="spellStart"/>
-      <w:r>
-        <w:rPr>
-          <w:color w:val="7A7E85"/>
-        </w:rPr>
-        <w:t>сподівання</w:t>
-      </w:r>
-      <w:proofErr w:type="spellEnd"/>
-      <w:r>
-        <w:rPr>
-          <w:color w:val="7A7E85"/>
-        </w:rPr>
-        <w:t xml:space="preserve"> для кожного </w:t>
-      </w:r>
-      <w:proofErr w:type="spellStart"/>
-      <w:r>
-        <w:rPr>
-          <w:color w:val="7A7E85"/>
-        </w:rPr>
-        <w:t>рішення</w:t>
-      </w:r>
-      <w:proofErr w:type="spellEnd"/>
-      <w:r>
-        <w:rPr>
-          <w:color w:val="7A7E85"/>
-        </w:rPr>
-        <w:br/>
-      </w:r>
-      <w:proofErr w:type="spellStart"/>
-      <w:r>
-        <w:rPr>
-          <w:color w:val="BCBEC4"/>
-        </w:rPr>
-        <w:t>expected_values</w:t>
-      </w:r>
-      <w:proofErr w:type="spellEnd"/>
-      <w:r>
-        <w:rPr>
-          <w:color w:val="BCBEC4"/>
-        </w:rPr>
-        <w:t xml:space="preserve"> = E @ p  </w:t>
-      </w:r>
-      <w:r>
-        <w:rPr>
-          <w:color w:val="7A7E85"/>
-        </w:rPr>
-        <w:t xml:space="preserve"># </w:t>
-      </w:r>
-      <w:proofErr w:type="spellStart"/>
-      <w:r>
-        <w:rPr>
-          <w:color w:val="7A7E85"/>
-        </w:rPr>
-        <w:t>добуток</w:t>
-      </w:r>
-      <w:proofErr w:type="spellEnd"/>
-      <w:r>
-        <w:rPr>
-          <w:color w:val="7A7E85"/>
-        </w:rPr>
-        <w:t xml:space="preserve"> </w:t>
-      </w:r>
-      <w:proofErr w:type="spellStart"/>
-      <w:r>
-        <w:rPr>
-          <w:color w:val="7A7E85"/>
-        </w:rPr>
-        <w:t>матриці</w:t>
-      </w:r>
-      <w:proofErr w:type="spellEnd"/>
-      <w:r>
-        <w:rPr>
-          <w:color w:val="7A7E85"/>
-        </w:rPr>
-        <w:t xml:space="preserve"> на вектор </w:t>
-      </w:r>
-      <w:proofErr w:type="spellStart"/>
-      <w:r>
-        <w:rPr>
-          <w:color w:val="7A7E85"/>
-        </w:rPr>
-        <w:t>ймовірностей</w:t>
-      </w:r>
-      <w:proofErr w:type="spellEnd"/>
-      <w:r>
-        <w:rPr>
-          <w:color w:val="7A7E85"/>
-        </w:rPr>
-        <w:br/>
-      </w:r>
-      <w:r>
-        <w:rPr>
-          <w:color w:val="BCBEC4"/>
-        </w:rPr>
-        <w:t xml:space="preserve">Z_BL = </w:t>
-      </w:r>
-      <w:proofErr w:type="spellStart"/>
-      <w:r>
-        <w:rPr>
-          <w:color w:val="BCBEC4"/>
-        </w:rPr>
-        <w:t>np.max</w:t>
-      </w:r>
-      <w:proofErr w:type="spellEnd"/>
-      <w:r>
-        <w:rPr>
-          <w:color w:val="BCBEC4"/>
-        </w:rPr>
-        <w:t>(</w:t>
-      </w:r>
-      <w:proofErr w:type="spellStart"/>
-      <w:r>
-        <w:rPr>
-          <w:color w:val="BCBEC4"/>
-        </w:rPr>
-        <w:t>expected_values</w:t>
-      </w:r>
-      <w:proofErr w:type="spellEnd"/>
-      <w:r>
-        <w:rPr>
-          <w:color w:val="BCBEC4"/>
-        </w:rPr>
-        <w:t>)</w:t>
-      </w:r>
-      <w:r>
-        <w:rPr>
-          <w:color w:val="BCBEC4"/>
-        </w:rPr>
-        <w:br/>
-      </w:r>
-      <w:proofErr w:type="spellStart"/>
-      <w:r>
-        <w:rPr>
-          <w:color w:val="BCBEC4"/>
-        </w:rPr>
-        <w:t>E_BL_index</w:t>
-      </w:r>
-      <w:proofErr w:type="spellEnd"/>
-      <w:r>
-        <w:rPr>
-          <w:color w:val="BCBEC4"/>
-        </w:rPr>
-        <w:t xml:space="preserve"> = </w:t>
-      </w:r>
-      <w:proofErr w:type="spellStart"/>
-      <w:r>
-        <w:rPr>
-          <w:color w:val="BCBEC4"/>
-        </w:rPr>
-        <w:t>np.argmax</w:t>
-      </w:r>
-      <w:proofErr w:type="spellEnd"/>
-      <w:r>
-        <w:rPr>
-          <w:color w:val="BCBEC4"/>
-        </w:rPr>
-        <w:t>(</w:t>
-      </w:r>
-      <w:proofErr w:type="spellStart"/>
-      <w:r>
-        <w:rPr>
-          <w:color w:val="BCBEC4"/>
-        </w:rPr>
-        <w:t>expected_values</w:t>
-      </w:r>
-      <w:proofErr w:type="spellEnd"/>
-      <w:r>
-        <w:rPr>
-          <w:color w:val="BCBEC4"/>
-        </w:rPr>
-        <w:t xml:space="preserve">) + </w:t>
-      </w:r>
-      <w:r>
-        <w:rPr>
-          <w:color w:val="2AACB8"/>
-        </w:rPr>
-        <w:t>1</w:t>
-      </w:r>
-      <w:r>
-        <w:rPr>
-          <w:color w:val="2AACB8"/>
-        </w:rPr>
-        <w:br/>
-      </w:r>
-      <w:proofErr w:type="spellStart"/>
-      <w:r>
-        <w:rPr>
-          <w:color w:val="8888C6"/>
-        </w:rPr>
-        <w:t>print</w:t>
-      </w:r>
-      <w:proofErr w:type="spellEnd"/>
-      <w:r>
-        <w:rPr>
-          <w:color w:val="BCBEC4"/>
-        </w:rPr>
-        <w:t>(</w:t>
-      </w:r>
-      <w:proofErr w:type="spellStart"/>
-      <w:r>
-        <w:rPr>
-          <w:color w:val="6AAB73"/>
-        </w:rPr>
-        <w:t>f"Байєса</w:t>
-      </w:r>
-      <w:proofErr w:type="spellEnd"/>
-      <w:r>
-        <w:rPr>
-          <w:color w:val="6AAB73"/>
-        </w:rPr>
-        <w:t xml:space="preserve">–Лапласа: ZBL = </w:t>
-      </w:r>
-      <w:r>
-        <w:rPr>
-          <w:color w:val="CF8E6D"/>
-        </w:rPr>
-        <w:t>{</w:t>
-      </w:r>
-      <w:r>
-        <w:rPr>
-          <w:color w:val="BCBEC4"/>
-        </w:rPr>
-        <w:t>Z_BL</w:t>
-      </w:r>
-      <w:r>
-        <w:rPr>
-          <w:color w:val="CF8E6D"/>
-        </w:rPr>
-        <w:t>:</w:t>
-      </w:r>
-      <w:r>
-        <w:rPr>
-          <w:color w:val="6AAB73"/>
-        </w:rPr>
-        <w:t>.3f</w:t>
-      </w:r>
-      <w:r>
-        <w:rPr>
-          <w:color w:val="CF8E6D"/>
-        </w:rPr>
-        <w:t>}</w:t>
-      </w:r>
-      <w:r>
-        <w:rPr>
-          <w:color w:val="6AAB73"/>
-        </w:rPr>
-        <w:t xml:space="preserve">, </w:t>
-      </w:r>
-      <w:proofErr w:type="spellStart"/>
-      <w:r>
-        <w:rPr>
-          <w:color w:val="6AAB73"/>
-        </w:rPr>
-        <w:t>оптимальний</w:t>
-      </w:r>
-      <w:proofErr w:type="spellEnd"/>
-      <w:r>
-        <w:rPr>
-          <w:color w:val="6AAB73"/>
-        </w:rPr>
-        <w:t xml:space="preserve"> </w:t>
-      </w:r>
-      <w:proofErr w:type="spellStart"/>
-      <w:r>
-        <w:rPr>
-          <w:color w:val="6AAB73"/>
-        </w:rPr>
-        <w:t>варіант</w:t>
-      </w:r>
-      <w:proofErr w:type="spellEnd"/>
-      <w:r>
-        <w:rPr>
-          <w:color w:val="6AAB73"/>
-        </w:rPr>
-        <w:t xml:space="preserve"> E</w:t>
-      </w:r>
-      <w:r>
-        <w:rPr>
-          <w:color w:val="CF8E6D"/>
-        </w:rPr>
-        <w:t>{</w:t>
-      </w:r>
-      <w:proofErr w:type="spellStart"/>
-      <w:r>
-        <w:rPr>
-          <w:color w:val="BCBEC4"/>
-        </w:rPr>
-        <w:t>E_BL_index</w:t>
-      </w:r>
-      <w:proofErr w:type="spellEnd"/>
-      <w:r>
-        <w:rPr>
-          <w:color w:val="CF8E6D"/>
-        </w:rPr>
-        <w:t>}</w:t>
-      </w:r>
-      <w:r>
-        <w:rPr>
-          <w:color w:val="6AAB73"/>
-        </w:rPr>
-        <w:t>"</w:t>
-      </w:r>
-      <w:r>
-        <w:rPr>
-          <w:color w:val="BCBEC4"/>
-        </w:rPr>
-        <w:t>)</w:t>
-      </w:r>
-      <w:r>
-        <w:rPr>
-          <w:color w:val="BCBEC4"/>
-        </w:rPr>
-        <w:br/>
-      </w:r>
-      <w:r>
-        <w:rPr>
-          <w:color w:val="BCBEC4"/>
-        </w:rPr>
-        <w:br/>
-      </w:r>
-      <w:r>
-        <w:rPr>
-          <w:color w:val="7A7E85"/>
-        </w:rPr>
-        <w:t xml:space="preserve"># </w:t>
-      </w:r>
-      <w:proofErr w:type="spellStart"/>
-      <w:r>
-        <w:rPr>
-          <w:color w:val="7A7E85"/>
-        </w:rPr>
-        <w:t>Критерій</w:t>
-      </w:r>
-      <w:proofErr w:type="spellEnd"/>
-      <w:r>
-        <w:rPr>
-          <w:color w:val="7A7E85"/>
-        </w:rPr>
-        <w:t xml:space="preserve"> </w:t>
-      </w:r>
-      <w:proofErr w:type="spellStart"/>
-      <w:r>
-        <w:rPr>
-          <w:color w:val="7A7E85"/>
-        </w:rPr>
-        <w:t>Севіджа</w:t>
-      </w:r>
-      <w:proofErr w:type="spellEnd"/>
-      <w:r>
-        <w:rPr>
-          <w:color w:val="7A7E85"/>
-        </w:rPr>
-        <w:br/>
-        <w:t xml:space="preserve"># </w:t>
-      </w:r>
-      <w:proofErr w:type="spellStart"/>
-      <w:r>
-        <w:rPr>
-          <w:color w:val="7A7E85"/>
-        </w:rPr>
-        <w:t>Будуємо</w:t>
-      </w:r>
-      <w:proofErr w:type="spellEnd"/>
-      <w:r>
-        <w:rPr>
-          <w:color w:val="7A7E85"/>
-        </w:rPr>
-        <w:t xml:space="preserve"> </w:t>
-      </w:r>
-      <w:proofErr w:type="spellStart"/>
-      <w:r>
-        <w:rPr>
-          <w:color w:val="7A7E85"/>
-        </w:rPr>
-        <w:t>матрицю</w:t>
-      </w:r>
-      <w:proofErr w:type="spellEnd"/>
-      <w:r>
-        <w:rPr>
-          <w:color w:val="7A7E85"/>
-        </w:rPr>
-        <w:t xml:space="preserve"> жалю (</w:t>
-      </w:r>
-      <w:proofErr w:type="spellStart"/>
-      <w:r>
-        <w:rPr>
-          <w:color w:val="7A7E85"/>
-        </w:rPr>
-        <w:t>ризику</w:t>
-      </w:r>
-      <w:proofErr w:type="spellEnd"/>
-      <w:r>
-        <w:rPr>
-          <w:color w:val="7A7E85"/>
-        </w:rPr>
-        <w:t>)</w:t>
-      </w:r>
-      <w:r>
-        <w:rPr>
-          <w:color w:val="7A7E85"/>
-        </w:rPr>
-        <w:br/>
-      </w:r>
-      <w:proofErr w:type="spellStart"/>
-      <w:r>
-        <w:rPr>
-          <w:color w:val="BCBEC4"/>
-        </w:rPr>
-        <w:t>max_in_columns</w:t>
-      </w:r>
-      <w:proofErr w:type="spellEnd"/>
-      <w:r>
-        <w:rPr>
-          <w:color w:val="BCBEC4"/>
-        </w:rPr>
-        <w:t xml:space="preserve"> = </w:t>
-      </w:r>
-      <w:proofErr w:type="spellStart"/>
-      <w:r>
-        <w:rPr>
-          <w:color w:val="BCBEC4"/>
-        </w:rPr>
-        <w:t>np.max</w:t>
-      </w:r>
-      <w:proofErr w:type="spellEnd"/>
-      <w:r>
-        <w:rPr>
-          <w:color w:val="BCBEC4"/>
-        </w:rPr>
-        <w:t xml:space="preserve">(E, </w:t>
-      </w:r>
-      <w:proofErr w:type="spellStart"/>
-      <w:r>
-        <w:rPr>
-          <w:color w:val="AA4926"/>
-        </w:rPr>
-        <w:t>axis</w:t>
-      </w:r>
-      <w:proofErr w:type="spellEnd"/>
-      <w:r>
-        <w:rPr>
-          <w:color w:val="BCBEC4"/>
-        </w:rPr>
-        <w:t>=</w:t>
-      </w:r>
-      <w:r>
-        <w:rPr>
-          <w:color w:val="2AACB8"/>
-        </w:rPr>
-        <w:t>0</w:t>
-      </w:r>
-      <w:r>
-        <w:rPr>
-          <w:color w:val="BCBEC4"/>
-        </w:rPr>
-        <w:t>)</w:t>
-      </w:r>
-      <w:r>
-        <w:rPr>
-          <w:color w:val="BCBEC4"/>
-        </w:rPr>
-        <w:br/>
-        <w:t xml:space="preserve">A = </w:t>
-      </w:r>
-      <w:proofErr w:type="spellStart"/>
-      <w:r>
-        <w:rPr>
-          <w:color w:val="BCBEC4"/>
-        </w:rPr>
-        <w:t>max_in_columns</w:t>
-      </w:r>
-      <w:proofErr w:type="spellEnd"/>
-      <w:r>
-        <w:rPr>
-          <w:color w:val="BCBEC4"/>
-        </w:rPr>
-        <w:t xml:space="preserve"> - E  </w:t>
-      </w:r>
-      <w:r>
-        <w:rPr>
-          <w:color w:val="7A7E85"/>
-        </w:rPr>
-        <w:t xml:space="preserve"># </w:t>
-      </w:r>
-      <w:proofErr w:type="spellStart"/>
-      <w:r>
-        <w:rPr>
-          <w:color w:val="7A7E85"/>
-        </w:rPr>
-        <w:t>різниця</w:t>
-      </w:r>
-      <w:proofErr w:type="spellEnd"/>
-      <w:r>
-        <w:rPr>
-          <w:color w:val="7A7E85"/>
-        </w:rPr>
-        <w:t xml:space="preserve"> </w:t>
-      </w:r>
-      <w:proofErr w:type="spellStart"/>
-      <w:r>
-        <w:rPr>
-          <w:color w:val="7A7E85"/>
-        </w:rPr>
-        <w:t>від</w:t>
-      </w:r>
-      <w:proofErr w:type="spellEnd"/>
-      <w:r>
-        <w:rPr>
-          <w:color w:val="7A7E85"/>
-        </w:rPr>
-        <w:t xml:space="preserve"> максимуму у кожному </w:t>
-      </w:r>
-      <w:proofErr w:type="spellStart"/>
-      <w:r>
-        <w:rPr>
-          <w:color w:val="7A7E85"/>
-        </w:rPr>
-        <w:t>стовпці</w:t>
-      </w:r>
-      <w:proofErr w:type="spellEnd"/>
-      <w:r>
-        <w:rPr>
-          <w:color w:val="7A7E85"/>
+          <w:lang w:val="uk-UA"/>
         </w:rPr>
         <w:br/>
         <w:t># Для кожного рядка — максимум жалю</w:t>
@@ -3659,6 +4048,7 @@
       <w:r>
         <w:rPr>
           <w:color w:val="7A7E85"/>
+          <w:lang w:val="uk-UA"/>
         </w:rPr>
         <w:br/>
       </w:r>
@@ -3667,12 +4057,28 @@
         <w:rPr>
           <w:color w:val="BCBEC4"/>
         </w:rPr>
-        <w:t>max_regret</w:t>
-      </w:r>
-      <w:proofErr w:type="spellEnd"/>
-      <w:r>
-        <w:rPr>
-          <w:color w:val="BCBEC4"/>
+        <w:t>max</w:t>
+      </w:r>
+      <w:proofErr w:type="spellEnd"/>
+      <w:r>
+        <w:rPr>
+          <w:color w:val="BCBEC4"/>
+          <w:lang w:val="uk-UA"/>
+        </w:rPr>
+        <w:t>_</w:t>
+      </w:r>
+      <w:proofErr w:type="spellStart"/>
+      <w:r>
+        <w:rPr>
+          <w:color w:val="BCBEC4"/>
+        </w:rPr>
+        <w:t>regret</w:t>
+      </w:r>
+      <w:proofErr w:type="spellEnd"/>
+      <w:r>
+        <w:rPr>
+          <w:color w:val="BCBEC4"/>
+          <w:lang w:val="uk-UA"/>
         </w:rPr>
         <w:t xml:space="preserve"> = </w:t>
       </w:r>
@@ -3681,14 +4087,43 @@
         <w:rPr>
           <w:color w:val="BCBEC4"/>
         </w:rPr>
-        <w:t>np.max</w:t>
-      </w:r>
-      <w:proofErr w:type="spellEnd"/>
-      <w:r>
-        <w:rPr>
-          <w:color w:val="BCBEC4"/>
-        </w:rPr>
-        <w:t xml:space="preserve">(A, </w:t>
+        <w:t>np</w:t>
+      </w:r>
+      <w:proofErr w:type="spellEnd"/>
+      <w:r>
+        <w:rPr>
+          <w:color w:val="BCBEC4"/>
+          <w:lang w:val="uk-UA"/>
+        </w:rPr>
+        <w:t>.</w:t>
+      </w:r>
+      <w:proofErr w:type="spellStart"/>
+      <w:r>
+        <w:rPr>
+          <w:color w:val="BCBEC4"/>
+        </w:rPr>
+        <w:t>max</w:t>
+      </w:r>
+      <w:proofErr w:type="spellEnd"/>
+      <w:r>
+        <w:rPr>
+          <w:color w:val="BCBEC4"/>
+          <w:lang w:val="uk-UA"/>
+        </w:rPr>
+        <w:t>(</w:t>
+      </w:r>
+      <w:r>
+        <w:rPr>
+          <w:color w:val="BCBEC4"/>
+        </w:rPr>
+        <w:t>A</w:t>
+      </w:r>
+      <w:r>
+        <w:rPr>
+          <w:color w:val="BCBEC4"/>
+          <w:lang w:val="uk-UA"/>
+        </w:rPr>
+        <w:t xml:space="preserve">, </w:t>
       </w:r>
       <w:proofErr w:type="spellStart"/>
       <w:r>
@@ -3701,39 +4136,84 @@
       <w:r>
         <w:rPr>
           <w:color w:val="BCBEC4"/>
+          <w:lang w:val="uk-UA"/>
         </w:rPr>
         <w:t>=</w:t>
       </w:r>
       <w:r>
         <w:rPr>
           <w:color w:val="2AACB8"/>
+          <w:lang w:val="uk-UA"/>
         </w:rPr>
         <w:t>1</w:t>
       </w:r>
       <w:r>
         <w:rPr>
           <w:color w:val="BCBEC4"/>
+          <w:lang w:val="uk-UA"/>
         </w:rPr>
         <w:t>)</w:t>
       </w:r>
       <w:r>
         <w:rPr>
           <w:color w:val="BCBEC4"/>
+          <w:lang w:val="uk-UA"/>
         </w:rPr>
         <w:br/>
-        <w:t xml:space="preserve">Z_S = </w:t>
-      </w:r>
-      <w:proofErr w:type="spellStart"/>
-      <w:r>
-        <w:rPr>
-          <w:color w:val="BCBEC4"/>
-        </w:rPr>
-        <w:t>np.min</w:t>
-      </w:r>
-      <w:proofErr w:type="spellEnd"/>
-      <w:r>
-        <w:rPr>
-          <w:color w:val="BCBEC4"/>
+      </w:r>
+      <w:r>
+        <w:rPr>
+          <w:color w:val="BCBEC4"/>
+        </w:rPr>
+        <w:t>Z</w:t>
+      </w:r>
+      <w:r>
+        <w:rPr>
+          <w:color w:val="BCBEC4"/>
+          <w:lang w:val="uk-UA"/>
+        </w:rPr>
+        <w:t>_</w:t>
+      </w:r>
+      <w:r>
+        <w:rPr>
+          <w:color w:val="BCBEC4"/>
+        </w:rPr>
+        <w:t>S</w:t>
+      </w:r>
+      <w:r>
+        <w:rPr>
+          <w:color w:val="BCBEC4"/>
+          <w:lang w:val="uk-UA"/>
+        </w:rPr>
+        <w:t xml:space="preserve"> = </w:t>
+      </w:r>
+      <w:proofErr w:type="spellStart"/>
+      <w:r>
+        <w:rPr>
+          <w:color w:val="BCBEC4"/>
+        </w:rPr>
+        <w:t>np</w:t>
+      </w:r>
+      <w:proofErr w:type="spellEnd"/>
+      <w:r>
+        <w:rPr>
+          <w:color w:val="BCBEC4"/>
+          <w:lang w:val="uk-UA"/>
+        </w:rPr>
+        <w:t>.</w:t>
+      </w:r>
+      <w:proofErr w:type="spellStart"/>
+      <w:r>
+        <w:rPr>
+          <w:color w:val="BCBEC4"/>
+        </w:rPr>
+        <w:t>min</w:t>
+      </w:r>
+      <w:proofErr w:type="spellEnd"/>
+      <w:r>
+        <w:rPr>
+          <w:color w:val="BCBEC4"/>
+          <w:lang w:val="uk-UA"/>
         </w:rPr>
         <w:t>(</w:t>
       </w:r>
@@ -3742,18 +4222,35 @@
         <w:rPr>
           <w:color w:val="BCBEC4"/>
         </w:rPr>
-        <w:t>max_regret</w:t>
-      </w:r>
-      <w:proofErr w:type="spellEnd"/>
-      <w:r>
-        <w:rPr>
-          <w:color w:val="BCBEC4"/>
+        <w:t>max</w:t>
+      </w:r>
+      <w:proofErr w:type="spellEnd"/>
+      <w:r>
+        <w:rPr>
+          <w:color w:val="BCBEC4"/>
+          <w:lang w:val="uk-UA"/>
+        </w:rPr>
+        <w:t>_</w:t>
+      </w:r>
+      <w:proofErr w:type="spellStart"/>
+      <w:r>
+        <w:rPr>
+          <w:color w:val="BCBEC4"/>
+        </w:rPr>
+        <w:t>regret</w:t>
+      </w:r>
+      <w:proofErr w:type="spellEnd"/>
+      <w:r>
+        <w:rPr>
+          <w:color w:val="BCBEC4"/>
+          <w:lang w:val="uk-UA"/>
         </w:rPr>
         <w:t>)</w:t>
       </w:r>
       <w:r>
         <w:rPr>
           <w:color w:val="BCBEC4"/>
+          <w:lang w:val="uk-UA"/>
         </w:rPr>
         <w:br/>
       </w:r>
@@ -3762,12 +4259,43 @@
         <w:rPr>
           <w:color w:val="BCBEC4"/>
         </w:rPr>
-        <w:t>E_S_index</w:t>
-      </w:r>
-      <w:proofErr w:type="spellEnd"/>
-      <w:r>
-        <w:rPr>
-          <w:color w:val="BCBEC4"/>
+        <w:t>E</w:t>
+      </w:r>
+      <w:proofErr w:type="spellEnd"/>
+      <w:r>
+        <w:rPr>
+          <w:color w:val="BCBEC4"/>
+          <w:lang w:val="uk-UA"/>
+        </w:rPr>
+        <w:t>_</w:t>
+      </w:r>
+      <w:proofErr w:type="spellStart"/>
+      <w:r>
+        <w:rPr>
+          <w:color w:val="BCBEC4"/>
+        </w:rPr>
+        <w:t>S</w:t>
+      </w:r>
+      <w:proofErr w:type="spellEnd"/>
+      <w:r>
+        <w:rPr>
+          <w:color w:val="BCBEC4"/>
+          <w:lang w:val="uk-UA"/>
+        </w:rPr>
+        <w:t>_</w:t>
+      </w:r>
+      <w:proofErr w:type="spellStart"/>
+      <w:r>
+        <w:rPr>
+          <w:color w:val="BCBEC4"/>
+        </w:rPr>
+        <w:t>index</w:t>
+      </w:r>
+      <w:proofErr w:type="spellEnd"/>
+      <w:r>
+        <w:rPr>
+          <w:color w:val="BCBEC4"/>
+          <w:lang w:val="uk-UA"/>
         </w:rPr>
         <w:t xml:space="preserve"> = </w:t>
       </w:r>
@@ -3776,12 +4304,28 @@
         <w:rPr>
           <w:color w:val="BCBEC4"/>
         </w:rPr>
-        <w:t>np.argmin</w:t>
-      </w:r>
-      <w:proofErr w:type="spellEnd"/>
-      <w:r>
-        <w:rPr>
-          <w:color w:val="BCBEC4"/>
+        <w:t>np</w:t>
+      </w:r>
+      <w:proofErr w:type="spellEnd"/>
+      <w:r>
+        <w:rPr>
+          <w:color w:val="BCBEC4"/>
+          <w:lang w:val="uk-UA"/>
+        </w:rPr>
+        <w:t>.</w:t>
+      </w:r>
+      <w:proofErr w:type="spellStart"/>
+      <w:r>
+        <w:rPr>
+          <w:color w:val="BCBEC4"/>
+        </w:rPr>
+        <w:t>argmin</w:t>
+      </w:r>
+      <w:proofErr w:type="spellEnd"/>
+      <w:r>
+        <w:rPr>
+          <w:color w:val="BCBEC4"/>
+          <w:lang w:val="uk-UA"/>
         </w:rPr>
         <w:t>(</w:t>
       </w:r>
@@ -3790,24 +4334,42 @@
         <w:rPr>
           <w:color w:val="BCBEC4"/>
         </w:rPr>
-        <w:t>max_regret</w:t>
-      </w:r>
-      <w:proofErr w:type="spellEnd"/>
-      <w:r>
-        <w:rPr>
-          <w:color w:val="BCBEC4"/>
+        <w:t>max</w:t>
+      </w:r>
+      <w:proofErr w:type="spellEnd"/>
+      <w:r>
+        <w:rPr>
+          <w:color w:val="BCBEC4"/>
+          <w:lang w:val="uk-UA"/>
+        </w:rPr>
+        <w:t>_</w:t>
+      </w:r>
+      <w:proofErr w:type="spellStart"/>
+      <w:r>
+        <w:rPr>
+          <w:color w:val="BCBEC4"/>
+        </w:rPr>
+        <w:t>regret</w:t>
+      </w:r>
+      <w:proofErr w:type="spellEnd"/>
+      <w:r>
+        <w:rPr>
+          <w:color w:val="BCBEC4"/>
+          <w:lang w:val="uk-UA"/>
         </w:rPr>
         <w:t xml:space="preserve">) + </w:t>
       </w:r>
       <w:r>
         <w:rPr>
           <w:color w:val="2AACB8"/>
+          <w:lang w:val="uk-UA"/>
         </w:rPr>
         <w:t>1</w:t>
       </w:r>
       <w:r>
         <w:rPr>
           <w:color w:val="2AACB8"/>
+          <w:lang w:val="uk-UA"/>
         </w:rPr>
         <w:br/>
       </w:r>
@@ -3822,6 +4384,7 @@
       <w:r>
         <w:rPr>
           <w:color w:val="BCBEC4"/>
+          <w:lang w:val="uk-UA"/>
         </w:rPr>
         <w:t>(</w:t>
       </w:r>
@@ -3830,18 +4393,33 @@
         <w:rPr>
           <w:color w:val="6AAB73"/>
         </w:rPr>
-        <w:t>f"Севіджа</w:t>
+        <w:t>f</w:t>
       </w:r>
       <w:proofErr w:type="spellEnd"/>
       <w:r>
         <w:rPr>
           <w:color w:val="6AAB73"/>
-        </w:rPr>
-        <w:t xml:space="preserve">: ZS = </w:t>
+          <w:lang w:val="uk-UA"/>
+        </w:rPr>
+        <w:t xml:space="preserve">"Севіджа: </w:t>
+      </w:r>
+      <w:r>
+        <w:rPr>
+          <w:color w:val="6AAB73"/>
+        </w:rPr>
+        <w:t>ZS</w:t>
+      </w:r>
+      <w:r>
+        <w:rPr>
+          <w:color w:val="6AAB73"/>
+          <w:lang w:val="uk-UA"/>
+        </w:rPr>
+        <w:t xml:space="preserve"> = </w:t>
       </w:r>
       <w:r>
         <w:rPr>
           <w:color w:val="CF8E6D"/>
+          <w:lang w:val="uk-UA"/>
         </w:rPr>
         <w:t>{</w:t>
       </w:r>
@@ -3849,259 +4427,287 @@
         <w:rPr>
           <w:color w:val="BCBEC4"/>
         </w:rPr>
-        <w:t>Z_S</w:t>
+        <w:t>Z</w:t>
+      </w:r>
+      <w:r>
+        <w:rPr>
+          <w:color w:val="BCBEC4"/>
+          <w:lang w:val="uk-UA"/>
+        </w:rPr>
+        <w:t>_</w:t>
+      </w:r>
+      <w:r>
+        <w:rPr>
+          <w:color w:val="BCBEC4"/>
+        </w:rPr>
+        <w:t>S</w:t>
       </w:r>
       <w:r>
         <w:rPr>
           <w:color w:val="CF8E6D"/>
+          <w:lang w:val="uk-UA"/>
         </w:rPr>
         <w:t>:</w:t>
       </w:r>
       <w:r>
         <w:rPr>
           <w:color w:val="6AAB73"/>
-        </w:rPr>
-        <w:t>.3f</w:t>
+          <w:lang w:val="uk-UA"/>
+        </w:rPr>
+        <w:t>.3</w:t>
+      </w:r>
+      <w:r>
+        <w:rPr>
+          <w:color w:val="6AAB73"/>
+        </w:rPr>
+        <w:t>f</w:t>
       </w:r>
       <w:r>
         <w:rPr>
           <w:color w:val="CF8E6D"/>
+          <w:lang w:val="uk-UA"/>
         </w:rPr>
         <w:t>}</w:t>
       </w:r>
       <w:r>
         <w:rPr>
           <w:color w:val="6AAB73"/>
-        </w:rPr>
-        <w:t xml:space="preserve">, </w:t>
-      </w:r>
-      <w:proofErr w:type="spellStart"/>
+          <w:lang w:val="uk-UA"/>
+        </w:rPr>
+        <w:t xml:space="preserve">, оптимальний варіант </w:t>
+      </w:r>
       <w:r>
         <w:rPr>
           <w:color w:val="6AAB73"/>
         </w:rPr>
-        <w:t>оптимальний</w:t>
-      </w:r>
-      <w:proofErr w:type="spellEnd"/>
+        <w:t>E</w:t>
+      </w:r>
+      <w:r>
+        <w:rPr>
+          <w:color w:val="CF8E6D"/>
+          <w:lang w:val="uk-UA"/>
+        </w:rPr>
+        <w:t>{</w:t>
+      </w:r>
+      <w:proofErr w:type="spellStart"/>
+      <w:r>
+        <w:rPr>
+          <w:color w:val="BCBEC4"/>
+        </w:rPr>
+        <w:t>E</w:t>
+      </w:r>
+      <w:proofErr w:type="spellEnd"/>
+      <w:r>
+        <w:rPr>
+          <w:color w:val="BCBEC4"/>
+          <w:lang w:val="uk-UA"/>
+        </w:rPr>
+        <w:t>_</w:t>
+      </w:r>
+      <w:proofErr w:type="spellStart"/>
+      <w:r>
+        <w:rPr>
+          <w:color w:val="BCBEC4"/>
+        </w:rPr>
+        <w:t>S</w:t>
+      </w:r>
+      <w:proofErr w:type="spellEnd"/>
+      <w:r>
+        <w:rPr>
+          <w:color w:val="BCBEC4"/>
+          <w:lang w:val="uk-UA"/>
+        </w:rPr>
+        <w:t>_</w:t>
+      </w:r>
+      <w:proofErr w:type="spellStart"/>
+      <w:r>
+        <w:rPr>
+          <w:color w:val="BCBEC4"/>
+        </w:rPr>
+        <w:t>index</w:t>
+      </w:r>
+      <w:proofErr w:type="spellEnd"/>
+      <w:r>
+        <w:rPr>
+          <w:color w:val="CF8E6D"/>
+          <w:lang w:val="uk-UA"/>
+        </w:rPr>
+        <w:t>}</w:t>
+      </w:r>
       <w:r>
         <w:rPr>
           <w:color w:val="6AAB73"/>
+          <w:lang w:val="uk-UA"/>
+        </w:rPr>
+        <w:t>"</w:t>
+      </w:r>
+      <w:r>
+        <w:rPr>
+          <w:color w:val="BCBEC4"/>
+          <w:lang w:val="uk-UA"/>
+        </w:rPr>
+        <w:t>)</w:t>
+      </w:r>
+      <w:r>
+        <w:rPr>
+          <w:color w:val="BCBEC4"/>
+          <w:lang w:val="uk-UA"/>
+        </w:rPr>
+        <w:br/>
+      </w:r>
+      <w:r>
+        <w:rPr>
+          <w:color w:val="BCBEC4"/>
+          <w:lang w:val="uk-UA"/>
+        </w:rPr>
+        <w:br/>
+      </w:r>
+      <w:r>
+        <w:rPr>
+          <w:color w:val="7A7E85"/>
+          <w:lang w:val="uk-UA"/>
+        </w:rPr>
+        <w:t># Підсумок</w:t>
+      </w:r>
+      <w:r>
+        <w:rPr>
+          <w:color w:val="7A7E85"/>
+          <w:lang w:val="uk-UA"/>
+        </w:rPr>
+        <w:br/>
+      </w:r>
+      <w:proofErr w:type="spellStart"/>
+      <w:r>
+        <w:rPr>
+          <w:color w:val="8888C6"/>
+        </w:rPr>
+        <w:t>print</w:t>
+      </w:r>
+      <w:proofErr w:type="spellEnd"/>
+      <w:r>
+        <w:rPr>
+          <w:color w:val="BCBEC4"/>
+          <w:lang w:val="uk-UA"/>
+        </w:rPr>
+        <w:t>(</w:t>
+      </w:r>
+      <w:r>
+        <w:rPr>
+          <w:color w:val="6AAB73"/>
+          <w:lang w:val="uk-UA"/>
+        </w:rPr>
+        <w:t>"</w:t>
+      </w:r>
+      <w:r>
+        <w:rPr>
+          <w:color w:val="CF8E6D"/>
+          <w:lang w:val="uk-UA"/>
+        </w:rPr>
+        <w:t>\</w:t>
+      </w:r>
+      <w:r>
+        <w:rPr>
+          <w:color w:val="CF8E6D"/>
+        </w:rPr>
+        <w:t>n</w:t>
+      </w:r>
+      <w:r>
+        <w:rPr>
+          <w:color w:val="6AAB73"/>
+          <w:lang w:val="uk-UA"/>
+        </w:rPr>
+        <w:t>--- Підсумкова таблиця ---"</w:t>
+      </w:r>
+      <w:r>
+        <w:rPr>
+          <w:color w:val="BCBEC4"/>
+          <w:lang w:val="uk-UA"/>
+        </w:rPr>
+        <w:t>)</w:t>
+      </w:r>
+      <w:r>
+        <w:rPr>
+          <w:color w:val="BCBEC4"/>
+          <w:lang w:val="uk-UA"/>
+        </w:rPr>
+        <w:br/>
+      </w:r>
+      <w:proofErr w:type="spellStart"/>
+      <w:r>
+        <w:rPr>
+          <w:color w:val="CF8E6D"/>
+        </w:rPr>
+        <w:t>for</w:t>
+      </w:r>
+      <w:proofErr w:type="spellEnd"/>
+      <w:r>
+        <w:rPr>
+          <w:color w:val="CF8E6D"/>
+          <w:lang w:val="uk-UA"/>
         </w:rPr>
         <w:t xml:space="preserve"> </w:t>
       </w:r>
-      <w:proofErr w:type="spellStart"/>
-      <w:r>
-        <w:rPr>
-          <w:color w:val="6AAB73"/>
-        </w:rPr>
-        <w:t>варіант</w:t>
-      </w:r>
-      <w:proofErr w:type="spellEnd"/>
-      <w:r>
-        <w:rPr>
-          <w:color w:val="6AAB73"/>
-        </w:rPr>
-        <w:t xml:space="preserve"> E</w:t>
-      </w:r>
+      <w:r>
+        <w:rPr>
+          <w:color w:val="BCBEC4"/>
+        </w:rPr>
+        <w:t>i</w:t>
+      </w:r>
+      <w:r>
+        <w:rPr>
+          <w:color w:val="BCBEC4"/>
+          <w:lang w:val="uk-UA"/>
+        </w:rPr>
+        <w:t xml:space="preserve"> </w:t>
+      </w:r>
+      <w:proofErr w:type="spellStart"/>
       <w:r>
         <w:rPr>
           <w:color w:val="CF8E6D"/>
         </w:rPr>
-        <w:t>{</w:t>
-      </w:r>
-      <w:proofErr w:type="spellStart"/>
-      <w:r>
-        <w:rPr>
-          <w:color w:val="BCBEC4"/>
-        </w:rPr>
-        <w:t>E_S_index</w:t>
+        <w:t>in</w:t>
       </w:r>
       <w:proofErr w:type="spellEnd"/>
       <w:r>
         <w:rPr>
           <w:color w:val="CF8E6D"/>
-        </w:rPr>
-        <w:t>}</w:t>
-      </w:r>
-      <w:r>
-        <w:rPr>
-          <w:color w:val="6AAB73"/>
-        </w:rPr>
-        <w:t>"</w:t>
-      </w:r>
-      <w:r>
-        <w:rPr>
-          <w:color w:val="BCBEC4"/>
-        </w:rPr>
-        <w:t>)</w:t>
-      </w:r>
-      <w:r>
-        <w:rPr>
-          <w:color w:val="BCBEC4"/>
-        </w:rPr>
-        <w:br/>
-      </w:r>
-      <w:r>
-        <w:rPr>
-          <w:color w:val="BCBEC4"/>
-        </w:rPr>
-        <w:br/>
-      </w:r>
-      <w:r>
-        <w:rPr>
-          <w:color w:val="7A7E85"/>
-        </w:rPr>
-        <w:t xml:space="preserve"># </w:t>
-      </w:r>
-      <w:proofErr w:type="spellStart"/>
-      <w:r>
-        <w:rPr>
-          <w:color w:val="7A7E85"/>
-        </w:rPr>
-        <w:t>Підсумок</w:t>
-      </w:r>
-      <w:proofErr w:type="spellEnd"/>
-      <w:r>
-        <w:rPr>
-          <w:color w:val="7A7E85"/>
-        </w:rPr>
-        <w:br/>
+          <w:lang w:val="uk-UA"/>
+        </w:rPr>
+        <w:t xml:space="preserve"> </w:t>
       </w:r>
       <w:proofErr w:type="spellStart"/>
       <w:r>
         <w:rPr>
           <w:color w:val="8888C6"/>
         </w:rPr>
-        <w:t>print</w:t>
-      </w:r>
-      <w:proofErr w:type="spellEnd"/>
-      <w:r>
-        <w:rPr>
-          <w:color w:val="BCBEC4"/>
+        <w:t>range</w:t>
+      </w:r>
+      <w:proofErr w:type="spellEnd"/>
+      <w:r>
+        <w:rPr>
+          <w:color w:val="BCBEC4"/>
+          <w:lang w:val="uk-UA"/>
         </w:rPr>
         <w:t>(</w:t>
       </w:r>
       <w:r>
         <w:rPr>
-          <w:color w:val="6AAB73"/>
-        </w:rPr>
-        <w:t>"</w:t>
-      </w:r>
-      <w:r>
-        <w:rPr>
-          <w:color w:val="CF8E6D"/>
-        </w:rPr>
-        <w:t>\n</w:t>
-      </w:r>
-      <w:r>
-        <w:rPr>
-          <w:color w:val="6AAB73"/>
-        </w:rPr>
-        <w:t xml:space="preserve">--- </w:t>
-      </w:r>
-      <w:proofErr w:type="spellStart"/>
-      <w:r>
-        <w:rPr>
-          <w:color w:val="6AAB73"/>
-        </w:rPr>
-        <w:t>Підсумкова</w:t>
-      </w:r>
-      <w:proofErr w:type="spellEnd"/>
-      <w:r>
-        <w:rPr>
-          <w:color w:val="6AAB73"/>
-        </w:rPr>
-        <w:t xml:space="preserve"> </w:t>
-      </w:r>
-      <w:proofErr w:type="spellStart"/>
-      <w:r>
-        <w:rPr>
-          <w:color w:val="6AAB73"/>
-        </w:rPr>
-        <w:t>таблиця</w:t>
-      </w:r>
-      <w:proofErr w:type="spellEnd"/>
-      <w:r>
-        <w:rPr>
-          <w:color w:val="6AAB73"/>
-        </w:rPr>
-        <w:t xml:space="preserve"> ---"</w:t>
-      </w:r>
-      <w:r>
-        <w:rPr>
-          <w:color w:val="BCBEC4"/>
-        </w:rPr>
-        <w:t>)</w:t>
-      </w:r>
-      <w:r>
-        <w:rPr>
-          <w:color w:val="BCBEC4"/>
-        </w:rPr>
-        <w:br/>
-      </w:r>
-      <w:proofErr w:type="spellStart"/>
-      <w:r>
-        <w:rPr>
-          <w:color w:val="CF8E6D"/>
-        </w:rPr>
-        <w:t>for</w:t>
-      </w:r>
-      <w:proofErr w:type="spellEnd"/>
-      <w:r>
-        <w:rPr>
-          <w:color w:val="CF8E6D"/>
-        </w:rPr>
-        <w:t xml:space="preserve"> </w:t>
-      </w:r>
-      <w:r>
-        <w:rPr>
-          <w:color w:val="BCBEC4"/>
-        </w:rPr>
-        <w:t xml:space="preserve">i </w:t>
-      </w:r>
-      <w:proofErr w:type="spellStart"/>
-      <w:r>
-        <w:rPr>
-          <w:color w:val="CF8E6D"/>
-        </w:rPr>
-        <w:t>in</w:t>
-      </w:r>
-      <w:proofErr w:type="spellEnd"/>
-      <w:r>
-        <w:rPr>
-          <w:color w:val="CF8E6D"/>
-        </w:rPr>
-        <w:t xml:space="preserve"> </w:t>
-      </w:r>
-      <w:proofErr w:type="spellStart"/>
-      <w:r>
-        <w:rPr>
-          <w:color w:val="8888C6"/>
-        </w:rPr>
-        <w:t>range</w:t>
-      </w:r>
-      <w:proofErr w:type="spellEnd"/>
-      <w:r>
-        <w:rPr>
-          <w:color w:val="BCBEC4"/>
-        </w:rPr>
-        <w:t>(</w:t>
-      </w:r>
-      <w:r>
-        <w:rPr>
           <w:color w:val="2AACB8"/>
+          <w:lang w:val="uk-UA"/>
         </w:rPr>
         <w:t>8</w:t>
       </w:r>
       <w:r>
         <w:rPr>
           <w:color w:val="BCBEC4"/>
+          <w:lang w:val="uk-UA"/>
         </w:rPr>
         <w:t>):</w:t>
       </w:r>
       <w:r>
         <w:rPr>
           <w:color w:val="BCBEC4"/>
+          <w:lang w:val="uk-UA"/>
         </w:rPr>
         <w:br/>
         <w:t xml:space="preserve">    </w:t>
@@ -4117,6 +4723,7 @@
       <w:r>
         <w:rPr>
           <w:color w:val="BCBEC4"/>
+          <w:lang w:val="uk-UA"/>
         </w:rPr>
         <w:t>(</w:t>
       </w:r>
@@ -4125,12 +4732,28 @@
         <w:rPr>
           <w:color w:val="6AAB73"/>
         </w:rPr>
-        <w:t>f"E</w:t>
+        <w:t>f</w:t>
+      </w:r>
+      <w:proofErr w:type="spellEnd"/>
+      <w:r>
+        <w:rPr>
+          <w:color w:val="6AAB73"/>
+          <w:lang w:val="uk-UA"/>
+        </w:rPr>
+        <w:t>"</w:t>
+      </w:r>
+      <w:proofErr w:type="spellStart"/>
+      <w:r>
+        <w:rPr>
+          <w:color w:val="6AAB73"/>
+        </w:rPr>
+        <w:t>E</w:t>
       </w:r>
       <w:proofErr w:type="spellEnd"/>
       <w:r>
         <w:rPr>
           <w:color w:val="CF8E6D"/>
+          <w:lang w:val="uk-UA"/>
         </w:rPr>
         <w:t>{</w:t>
       </w:r>
@@ -4138,23 +4761,33 @@
         <w:rPr>
           <w:color w:val="BCBEC4"/>
         </w:rPr>
-        <w:t>i+</w:t>
+        <w:t>i</w:t>
+      </w:r>
+      <w:r>
+        <w:rPr>
+          <w:color w:val="BCBEC4"/>
+          <w:lang w:val="uk-UA"/>
+        </w:rPr>
+        <w:t>+</w:t>
       </w:r>
       <w:r>
         <w:rPr>
           <w:color w:val="2AACB8"/>
+          <w:lang w:val="uk-UA"/>
         </w:rPr>
         <w:t>1</w:t>
       </w:r>
       <w:r>
         <w:rPr>
           <w:color w:val="CF8E6D"/>
+          <w:lang w:val="uk-UA"/>
         </w:rPr>
         <w:t>}</w:t>
       </w:r>
       <w:r>
         <w:rPr>
           <w:color w:val="6AAB73"/>
+          <w:lang w:val="uk-UA"/>
         </w:rPr>
         <w:t xml:space="preserve">: </w:t>
       </w:r>
@@ -4169,12 +4802,14 @@
       <w:r>
         <w:rPr>
           <w:color w:val="6AAB73"/>
+          <w:lang w:val="uk-UA"/>
         </w:rPr>
         <w:t xml:space="preserve"> = </w:t>
       </w:r>
       <w:r>
         <w:rPr>
           <w:color w:val="CF8E6D"/>
+          <w:lang w:val="uk-UA"/>
         </w:rPr>
         <w:t>{</w:t>
       </w:r>
@@ -4183,56 +4818,110 @@
         <w:rPr>
           <w:color w:val="BCBEC4"/>
         </w:rPr>
-        <w:t>min_in_rows</w:t>
-      </w:r>
-      <w:proofErr w:type="spellEnd"/>
-      <w:r>
-        <w:rPr>
-          <w:color w:val="BCBEC4"/>
-        </w:rPr>
-        <w:t>[i]</w:t>
+        <w:t>min</w:t>
+      </w:r>
+      <w:proofErr w:type="spellEnd"/>
+      <w:r>
+        <w:rPr>
+          <w:color w:val="BCBEC4"/>
+          <w:lang w:val="uk-UA"/>
+        </w:rPr>
+        <w:t>_</w:t>
+      </w:r>
+      <w:proofErr w:type="spellStart"/>
+      <w:r>
+        <w:rPr>
+          <w:color w:val="BCBEC4"/>
+        </w:rPr>
+        <w:t>in</w:t>
+      </w:r>
+      <w:proofErr w:type="spellEnd"/>
+      <w:r>
+        <w:rPr>
+          <w:color w:val="BCBEC4"/>
+          <w:lang w:val="uk-UA"/>
+        </w:rPr>
+        <w:t>_</w:t>
+      </w:r>
+      <w:proofErr w:type="spellStart"/>
+      <w:r>
+        <w:rPr>
+          <w:color w:val="BCBEC4"/>
+        </w:rPr>
+        <w:t>rows</w:t>
+      </w:r>
+      <w:proofErr w:type="spellEnd"/>
+      <w:r>
+        <w:rPr>
+          <w:color w:val="BCBEC4"/>
+          <w:lang w:val="uk-UA"/>
+        </w:rPr>
+        <w:t>[</w:t>
+      </w:r>
+      <w:r>
+        <w:rPr>
+          <w:color w:val="BCBEC4"/>
+        </w:rPr>
+        <w:t>i</w:t>
+      </w:r>
+      <w:r>
+        <w:rPr>
+          <w:color w:val="BCBEC4"/>
+          <w:lang w:val="uk-UA"/>
+        </w:rPr>
+        <w:t>]</w:t>
       </w:r>
       <w:r>
         <w:rPr>
           <w:color w:val="CF8E6D"/>
+          <w:lang w:val="uk-UA"/>
         </w:rPr>
         <w:t>:</w:t>
       </w:r>
       <w:r>
         <w:rPr>
           <w:color w:val="6AAB73"/>
-        </w:rPr>
-        <w:t>.2f</w:t>
+          <w:lang w:val="uk-UA"/>
+        </w:rPr>
+        <w:t>.2</w:t>
+      </w:r>
+      <w:r>
+        <w:rPr>
+          <w:color w:val="6AAB73"/>
+        </w:rPr>
+        <w:t>f</w:t>
       </w:r>
       <w:r>
         <w:rPr>
           <w:color w:val="CF8E6D"/>
+          <w:lang w:val="uk-UA"/>
         </w:rPr>
         <w:t>}</w:t>
       </w:r>
       <w:r>
         <w:rPr>
           <w:color w:val="6AAB73"/>
-        </w:rPr>
-        <w:t>, E(</w:t>
-      </w:r>
-      <w:proofErr w:type="spellStart"/>
+          <w:lang w:val="uk-UA"/>
+        </w:rPr>
+        <w:t xml:space="preserve">, </w:t>
+      </w:r>
       <w:r>
         <w:rPr>
           <w:color w:val="6AAB73"/>
         </w:rPr>
-        <w:t>приб</w:t>
-      </w:r>
-      <w:proofErr w:type="spellEnd"/>
+        <w:t>E</w:t>
+      </w:r>
       <w:r>
         <w:rPr>
           <w:color w:val="6AAB73"/>
-        </w:rPr>
-        <w:t xml:space="preserve">) = </w:t>
+          <w:lang w:val="uk-UA"/>
+        </w:rPr>
+        <w:t xml:space="preserve">(приб) = </w:t>
       </w:r>
       <w:r>
         <w:rPr>
           <w:color w:val="CF8E6D"/>
+          <w:lang w:val="uk-UA"/>
         </w:rPr>
         <w:t>{</w:t>
       </w:r>
@@ -4241,36 +4930,75 @@
         <w:rPr>
           <w:color w:val="BCBEC4"/>
         </w:rPr>
-        <w:t>expected_values</w:t>
-      </w:r>
-      <w:proofErr w:type="spellEnd"/>
-      <w:r>
-        <w:rPr>
-          <w:color w:val="BCBEC4"/>
-        </w:rPr>
-        <w:t>[i]</w:t>
+        <w:t>expected</w:t>
+      </w:r>
+      <w:proofErr w:type="spellEnd"/>
+      <w:r>
+        <w:rPr>
+          <w:color w:val="BCBEC4"/>
+          <w:lang w:val="uk-UA"/>
+        </w:rPr>
+        <w:t>_</w:t>
+      </w:r>
+      <w:proofErr w:type="spellStart"/>
+      <w:r>
+        <w:rPr>
+          <w:color w:val="BCBEC4"/>
+        </w:rPr>
+        <w:t>values</w:t>
+      </w:r>
+      <w:proofErr w:type="spellEnd"/>
+      <w:r>
+        <w:rPr>
+          <w:color w:val="BCBEC4"/>
+          <w:lang w:val="uk-UA"/>
+        </w:rPr>
+        <w:t>[</w:t>
+      </w:r>
+      <w:r>
+        <w:rPr>
+          <w:color w:val="BCBEC4"/>
+        </w:rPr>
+        <w:t>i</w:t>
+      </w:r>
+      <w:r>
+        <w:rPr>
+          <w:color w:val="BCBEC4"/>
+          <w:lang w:val="uk-UA"/>
+        </w:rPr>
+        <w:t>]</w:t>
       </w:r>
       <w:r>
         <w:rPr>
           <w:color w:val="CF8E6D"/>
+          <w:lang w:val="uk-UA"/>
         </w:rPr>
         <w:t>:</w:t>
       </w:r>
       <w:r>
         <w:rPr>
           <w:color w:val="6AAB73"/>
-        </w:rPr>
-        <w:t>.2f</w:t>
+          <w:lang w:val="uk-UA"/>
+        </w:rPr>
+        <w:t>.2</w:t>
+      </w:r>
+      <w:r>
+        <w:rPr>
+          <w:color w:val="6AAB73"/>
+        </w:rPr>
+        <w:t>f</w:t>
       </w:r>
       <w:r>
         <w:rPr>
           <w:color w:val="CF8E6D"/>
+          <w:lang w:val="uk-UA"/>
         </w:rPr>
         <w:t>}</w:t>
       </w:r>
       <w:r>
         <w:rPr>
           <w:color w:val="6AAB73"/>
+          <w:lang w:val="uk-UA"/>
         </w:rPr>
         <w:t xml:space="preserve">, </w:t>
       </w:r>
@@ -4285,6 +5013,7 @@
       <w:r>
         <w:rPr>
           <w:color w:val="6AAB73"/>
+          <w:lang w:val="uk-UA"/>
         </w:rPr>
         <w:t xml:space="preserve"> </w:t>
       </w:r>
@@ -4299,12 +5028,14 @@
       <w:r>
         <w:rPr>
           <w:color w:val="6AAB73"/>
+          <w:lang w:val="uk-UA"/>
         </w:rPr>
         <w:t xml:space="preserve"> = </w:t>
       </w:r>
       <w:r>
         <w:rPr>
           <w:color w:val="CF8E6D"/>
+          <w:lang w:val="uk-UA"/>
         </w:rPr>
         <w:t>{</w:t>
       </w:r>
@@ -4313,42 +5044,82 @@
         <w:rPr>
           <w:color w:val="BCBEC4"/>
         </w:rPr>
-        <w:t>max_regret</w:t>
-      </w:r>
-      <w:proofErr w:type="spellEnd"/>
-      <w:r>
-        <w:rPr>
-          <w:color w:val="BCBEC4"/>
-        </w:rPr>
-        <w:t>[i]</w:t>
+        <w:t>max</w:t>
+      </w:r>
+      <w:proofErr w:type="spellEnd"/>
+      <w:r>
+        <w:rPr>
+          <w:color w:val="BCBEC4"/>
+          <w:lang w:val="uk-UA"/>
+        </w:rPr>
+        <w:t>_</w:t>
+      </w:r>
+      <w:proofErr w:type="spellStart"/>
+      <w:r>
+        <w:rPr>
+          <w:color w:val="BCBEC4"/>
+        </w:rPr>
+        <w:t>regret</w:t>
+      </w:r>
+      <w:proofErr w:type="spellEnd"/>
+      <w:r>
+        <w:rPr>
+          <w:color w:val="BCBEC4"/>
+          <w:lang w:val="uk-UA"/>
+        </w:rPr>
+        <w:t>[</w:t>
+      </w:r>
+      <w:r>
+        <w:rPr>
+          <w:color w:val="BCBEC4"/>
+        </w:rPr>
+        <w:t>i</w:t>
+      </w:r>
+      <w:r>
+        <w:rPr>
+          <w:color w:val="BCBEC4"/>
+          <w:lang w:val="uk-UA"/>
+        </w:rPr>
+        <w:t>]</w:t>
       </w:r>
       <w:r>
         <w:rPr>
           <w:color w:val="CF8E6D"/>
+          <w:lang w:val="uk-UA"/>
         </w:rPr>
         <w:t>:</w:t>
       </w:r>
       <w:r>
         <w:rPr>
           <w:color w:val="6AAB73"/>
-        </w:rPr>
-        <w:t>.2f</w:t>
+          <w:lang w:val="uk-UA"/>
+        </w:rPr>
+        <w:t>.2</w:t>
+      </w:r>
+      <w:r>
+        <w:rPr>
+          <w:color w:val="6AAB73"/>
+        </w:rPr>
+        <w:t>f</w:t>
       </w:r>
       <w:r>
         <w:rPr>
           <w:color w:val="CF8E6D"/>
+          <w:lang w:val="uk-UA"/>
         </w:rPr>
         <w:t>}</w:t>
       </w:r>
       <w:r>
         <w:rPr>
           <w:color w:val="6AAB73"/>
+          <w:lang w:val="uk-UA"/>
         </w:rPr>
         <w:t>"</w:t>
       </w:r>
       <w:r>
         <w:rPr>
           <w:color w:val="BCBEC4"/>
+          <w:lang w:val="uk-UA"/>
         </w:rPr>
         <w:t>)</w:t>
       </w:r>
@@ -4364,7 +5135,6 @@
           <w:bCs/>
           <w:sz w:val="28"/>
           <w:szCs w:val="28"/>
-          <w:lang w:val="ru-RU"/>
         </w:rPr>
       </w:pPr>
     </w:p>
@@ -4409,6 +5179,7 @@
           <w:rFonts w:ascii="Times New Roman" w:hAnsi="Times New Roman" w:cs="Times New Roman"/>
           <w:b/>
           <w:bCs/>
+          <w:noProof/>
           <w:sz w:val="28"/>
           <w:szCs w:val="28"/>
         </w:rPr>
@@ -4584,6 +5355,53 @@
           <w:szCs w:val="28"/>
         </w:rPr>
         <w:t>практичних задачах управління.</w:t>
+      </w:r>
+      <w:r>
+        <w:t xml:space="preserve"> </w:t>
+      </w:r>
+      <w:r>
+        <w:rPr>
+          <w:rFonts w:ascii="Times New Roman" w:eastAsia="Times New Roman" w:hAnsi="Times New Roman" w:cs="Times New Roman"/>
+          <w:sz w:val="28"/>
+          <w:szCs w:val="28"/>
+        </w:rPr>
+        <w:t xml:space="preserve">Варіант E4 є найбільш стійким вибором з точки зору мінімізації ризиків (як за критерієм </w:t>
+      </w:r>
+      <w:proofErr w:type="spellStart"/>
+      <w:r>
+        <w:rPr>
+          <w:rFonts w:ascii="Times New Roman" w:eastAsia="Times New Roman" w:hAnsi="Times New Roman" w:cs="Times New Roman"/>
+          <w:sz w:val="28"/>
+          <w:szCs w:val="28"/>
+        </w:rPr>
+        <w:t>Вальда</w:t>
+      </w:r>
+      <w:proofErr w:type="spellEnd"/>
+      <w:r>
+        <w:rPr>
+          <w:rFonts w:ascii="Times New Roman" w:eastAsia="Times New Roman" w:hAnsi="Times New Roman" w:cs="Times New Roman"/>
+          <w:sz w:val="28"/>
+          <w:szCs w:val="28"/>
+        </w:rPr>
+        <w:t xml:space="preserve">, так і за критерієм </w:t>
+      </w:r>
+      <w:proofErr w:type="spellStart"/>
+      <w:r>
+        <w:rPr>
+          <w:rFonts w:ascii="Times New Roman" w:eastAsia="Times New Roman" w:hAnsi="Times New Roman" w:cs="Times New Roman"/>
+          <w:sz w:val="28"/>
+          <w:szCs w:val="28"/>
+        </w:rPr>
+        <w:t>Севіджа</w:t>
+      </w:r>
+      <w:proofErr w:type="spellEnd"/>
+      <w:r>
+        <w:rPr>
+          <w:rFonts w:ascii="Times New Roman" w:eastAsia="Times New Roman" w:hAnsi="Times New Roman" w:cs="Times New Roman"/>
+          <w:sz w:val="28"/>
+          <w:szCs w:val="28"/>
+        </w:rPr>
+        <w:t>). Варіант E8 пропонує найвищий очікуваний середній прибуток, але він не є оптимальним за критеріями, що враховують найгірші можливі сценарії або жаль.</w:t>
       </w:r>
     </w:p>
     <w:p>
@@ -7997,6 +8815,7 @@
   <w:style w:type="character" w:default="1" w:styleId="a0">
     <w:name w:val="Default Paragraph Font"/>
     <w:uiPriority w:val="1"/>
+    <w:semiHidden/>
     <w:unhideWhenUsed/>
   </w:style>
   <w:style w:type="table" w:default="1" w:styleId="a1">
